--- a/racheal_cv/brief_versions/02_sidebar_modern/racheal_cv.docx
+++ b/racheal_cv/brief_versions/02_sidebar_modern/racheal_cv.docx
@@ -14,8 +14,8 @@
       <w:tr>
         <w:tc>
           <w:tcPr>
-            <w:tcW w:type="dxa" w:w="3288"/>
-            <w:shd w:fill="0B3D5C" w:val="clear"/>
+            <w:tcW w:type="dxa" w:w="3175"/>
+            <w:shd w:fill="0A3A52" w:val="clear"/>
           </w:tcPr>
           <w:p>
             <w:pPr>
@@ -24,7 +24,7 @@
             <w:r>
               <w:drawing>
                 <wp:inline xmlns:a="http://schemas.openxmlformats.org/drawingml/2006/main" xmlns:pic="http://schemas.openxmlformats.org/drawingml/2006/picture">
-                  <wp:extent cx="1097280" cy="1097280"/>
+                  <wp:extent cx="1143000" cy="1143000"/>
                   <wp:docPr id="1" name="Picture 1"/>
                   <wp:cNvGraphicFramePr>
                     <a:graphicFrameLocks noChangeAspect="1"/>
@@ -45,7 +45,7 @@
                         <pic:spPr>
                           <a:xfrm>
                             <a:off x="0" y="0"/>
-                            <a:ext cx="1097280" cy="1097280"/>
+                            <a:ext cx="1143000" cy="1143000"/>
                           </a:xfrm>
                           <a:prstGeom prst="rect"/>
                         </pic:spPr>
@@ -58,14 +58,14 @@
           </w:p>
           <w:p>
             <w:pPr>
-              <w:spacing w:before="200"/>
+              <w:spacing w:before="160"/>
             </w:pPr>
             <w:r>
               <w:rPr>
                 <w:rFonts w:ascii="Calibri" w:hAnsi="Calibri" w:eastAsia="Calibri"/>
                 <w:b/>
-                <w:color w:val="C9A227"/>
-                <w:sz w:val="18"/>
+                <w:color w:val="B8953E"/>
+                <w:sz w:val="17"/>
               </w:rPr>
               <w:t>CONTACT</w:t>
             </w:r>
@@ -79,7 +79,7 @@
                 <w:rFonts w:ascii="Calibri" w:hAnsi="Calibri" w:eastAsia="Calibri"/>
                 <w:b w:val="0"/>
                 <w:color w:val="FFFFFF"/>
-                <w:sz w:val="17"/>
+                <w:sz w:val="16"/>
               </w:rPr>
               <w:t>Kampala, Uganda</w:t>
             </w:r>
@@ -93,9 +93,9 @@
                 <w:rFonts w:ascii="Calibri" w:hAnsi="Calibri" w:eastAsia="Calibri"/>
                 <w:b w:val="0"/>
                 <w:color w:val="FFFFFF"/>
-                <w:sz w:val="17"/>
+                <w:sz w:val="16"/>
               </w:rPr>
-              <w:t>+256 772 849258 | +256 701 849258</w:t>
+              <w:t>+256 772 849258  ·  +256 701 849258</w:t>
             </w:r>
           </w:p>
           <w:p>
@@ -107,7 +107,7 @@
                 <w:rFonts w:ascii="Calibri" w:hAnsi="Calibri" w:eastAsia="Calibri"/>
                 <w:b w:val="0"/>
                 <w:color w:val="FFFFFF"/>
-                <w:sz w:val="17"/>
+                <w:sz w:val="16"/>
               </w:rPr>
               <w:t>info@fairbanksmedicalcentre.org</w:t>
             </w:r>
@@ -121,21 +121,21 @@
                 <w:rFonts w:ascii="Calibri" w:hAnsi="Calibri" w:eastAsia="Calibri"/>
                 <w:b w:val="0"/>
                 <w:color w:val="FFFFFF"/>
-                <w:sz w:val="17"/>
+                <w:sz w:val="16"/>
               </w:rPr>
               <w:t>www.fairbanksmedicalcentre.org</w:t>
             </w:r>
           </w:p>
           <w:p>
             <w:pPr>
-              <w:spacing w:before="200"/>
+              <w:spacing w:before="160"/>
             </w:pPr>
             <w:r>
               <w:rPr>
                 <w:rFonts w:ascii="Calibri" w:hAnsi="Calibri" w:eastAsia="Calibri"/>
                 <w:b/>
-                <w:color w:val="C9A227"/>
-                <w:sz w:val="18"/>
+                <w:color w:val="B8953E"/>
+                <w:sz w:val="17"/>
               </w:rPr>
               <w:t>STRENGTHS</w:t>
             </w:r>
@@ -149,9 +149,9 @@
                 <w:rFonts w:ascii="Calibri" w:hAnsi="Calibri" w:eastAsia="Calibri"/>
                 <w:b w:val="0"/>
                 <w:color w:val="FFFFFF"/>
-                <w:sz w:val="17"/>
+                <w:sz w:val="16"/>
               </w:rPr>
-              <w:t>- HR Strategy</w:t>
+              <w:t>• HR Strategy</w:t>
             </w:r>
           </w:p>
           <w:p>
@@ -163,9 +163,9 @@
                 <w:rFonts w:ascii="Calibri" w:hAnsi="Calibri" w:eastAsia="Calibri"/>
                 <w:b w:val="0"/>
                 <w:color w:val="FFFFFF"/>
-                <w:sz w:val="17"/>
+                <w:sz w:val="16"/>
               </w:rPr>
-              <w:t>- Organisational Development</w:t>
+              <w:t>• Organisational Development</w:t>
             </w:r>
           </w:p>
           <w:p>
@@ -177,9 +177,9 @@
                 <w:rFonts w:ascii="Calibri" w:hAnsi="Calibri" w:eastAsia="Calibri"/>
                 <w:b w:val="0"/>
                 <w:color w:val="FFFFFF"/>
-                <w:sz w:val="17"/>
+                <w:sz w:val="16"/>
               </w:rPr>
-              <w:t>- Talent Management</w:t>
+              <w:t>• Talent Management</w:t>
             </w:r>
           </w:p>
           <w:p>
@@ -191,9 +191,9 @@
                 <w:rFonts w:ascii="Calibri" w:hAnsi="Calibri" w:eastAsia="Calibri"/>
                 <w:b w:val="0"/>
                 <w:color w:val="FFFFFF"/>
-                <w:sz w:val="17"/>
+                <w:sz w:val="16"/>
               </w:rPr>
-              <w:t>- Workforce Planning</w:t>
+              <w:t>• Workforce Planning</w:t>
             </w:r>
           </w:p>
           <w:p>
@@ -205,9 +205,9 @@
                 <w:rFonts w:ascii="Calibri" w:hAnsi="Calibri" w:eastAsia="Calibri"/>
                 <w:b w:val="0"/>
                 <w:color w:val="FFFFFF"/>
-                <w:sz w:val="17"/>
+                <w:sz w:val="16"/>
               </w:rPr>
-              <w:t>- Change Management</w:t>
+              <w:t>• Change Management</w:t>
             </w:r>
           </w:p>
           <w:p>
@@ -219,9 +219,9 @@
                 <w:rFonts w:ascii="Calibri" w:hAnsi="Calibri" w:eastAsia="Calibri"/>
                 <w:b w:val="0"/>
                 <w:color w:val="FFFFFF"/>
-                <w:sz w:val="17"/>
+                <w:sz w:val="16"/>
               </w:rPr>
-              <w:t>- Performance Management</w:t>
+              <w:t>• Performance Management</w:t>
             </w:r>
           </w:p>
           <w:p>
@@ -233,9 +233,9 @@
                 <w:rFonts w:ascii="Calibri" w:hAnsi="Calibri" w:eastAsia="Calibri"/>
                 <w:b w:val="0"/>
                 <w:color w:val="FFFFFF"/>
-                <w:sz w:val="17"/>
+                <w:sz w:val="16"/>
               </w:rPr>
-              <w:t>- Employee Relations</w:t>
+              <w:t>• Employee Relations</w:t>
             </w:r>
           </w:p>
           <w:p>
@@ -247,9 +247,9 @@
                 <w:rFonts w:ascii="Calibri" w:hAnsi="Calibri" w:eastAsia="Calibri"/>
                 <w:b w:val="0"/>
                 <w:color w:val="FFFFFF"/>
-                <w:sz w:val="17"/>
+                <w:sz w:val="16"/>
               </w:rPr>
-              <w:t>- Corporate Governance</w:t>
+              <w:t>• Corporate Governance</w:t>
             </w:r>
           </w:p>
           <w:p>
@@ -261,9 +261,9 @@
                 <w:rFonts w:ascii="Calibri" w:hAnsi="Calibri" w:eastAsia="Calibri"/>
                 <w:b w:val="0"/>
                 <w:color w:val="FFFFFF"/>
-                <w:sz w:val="17"/>
+                <w:sz w:val="16"/>
               </w:rPr>
-              <w:t>- Leadership Development</w:t>
+              <w:t>• Leadership Development</w:t>
             </w:r>
           </w:p>
           <w:p>
@@ -275,21 +275,21 @@
                 <w:rFonts w:ascii="Calibri" w:hAnsi="Calibri" w:eastAsia="Calibri"/>
                 <w:b w:val="0"/>
                 <w:color w:val="FFFFFF"/>
-                <w:sz w:val="17"/>
+                <w:sz w:val="16"/>
               </w:rPr>
-              <w:t>- HR Analytics / HRIS</w:t>
+              <w:t>• HR Analytics / HRIS</w:t>
             </w:r>
           </w:p>
           <w:p>
             <w:pPr>
-              <w:spacing w:before="200"/>
+              <w:spacing w:before="160"/>
             </w:pPr>
             <w:r>
               <w:rPr>
                 <w:rFonts w:ascii="Calibri" w:hAnsi="Calibri" w:eastAsia="Calibri"/>
                 <w:b/>
-                <w:color w:val="C9A227"/>
-                <w:sz w:val="18"/>
+                <w:color w:val="B8953E"/>
+                <w:sz w:val="17"/>
               </w:rPr>
               <w:t>LANGUAGES</w:t>
             </w:r>
@@ -303,9 +303,9 @@
                 <w:rFonts w:ascii="Calibri" w:hAnsi="Calibri" w:eastAsia="Calibri"/>
                 <w:b w:val="0"/>
                 <w:color w:val="FFFFFF"/>
-                <w:sz w:val="17"/>
+                <w:sz w:val="16"/>
               </w:rPr>
-              <w:t>English - Fluent</w:t>
+              <w:t>English — Fluent</w:t>
             </w:r>
           </w:p>
           <w:p>
@@ -317,21 +317,21 @@
                 <w:rFonts w:ascii="Calibri" w:hAnsi="Calibri" w:eastAsia="Calibri"/>
                 <w:b w:val="0"/>
                 <w:color w:val="FFFFFF"/>
-                <w:sz w:val="17"/>
+                <w:sz w:val="16"/>
               </w:rPr>
-              <w:t>Luganda - Fluent</w:t>
+              <w:t>Luganda — Fluent</w:t>
             </w:r>
           </w:p>
           <w:p>
             <w:pPr>
-              <w:spacing w:before="200"/>
+              <w:spacing w:before="160"/>
             </w:pPr>
             <w:r>
               <w:rPr>
                 <w:rFonts w:ascii="Calibri" w:hAnsi="Calibri" w:eastAsia="Calibri"/>
                 <w:b/>
-                <w:color w:val="C9A227"/>
-                <w:sz w:val="18"/>
+                <w:color w:val="B8953E"/>
+                <w:sz w:val="17"/>
               </w:rPr>
               <w:t>MEMBERSHIP</w:t>
             </w:r>
@@ -345,7 +345,7 @@
                 <w:rFonts w:ascii="Calibri" w:hAnsi="Calibri" w:eastAsia="Calibri"/>
                 <w:b w:val="0"/>
                 <w:color w:val="FFFFFF"/>
-                <w:sz w:val="17"/>
+                <w:sz w:val="16"/>
               </w:rPr>
               <w:t>FUE Member</w:t>
             </w:r>
@@ -353,15 +353,15 @@
         </w:tc>
         <w:tc>
           <w:tcPr>
-            <w:tcW w:type="dxa" w:w="7654"/>
+            <w:tcW w:type="dxa" w:w="7824"/>
           </w:tcPr>
           <w:p>
             <w:r>
               <w:rPr>
                 <w:rFonts w:ascii="Calibri" w:hAnsi="Calibri" w:eastAsia="Calibri"/>
                 <w:b/>
-                <w:color w:val="0B3D5C"/>
-                <w:sz w:val="30"/>
+                <w:color w:val="0A3A52"/>
+                <w:sz w:val="26"/>
               </w:rPr>
               <w:t>RACHEAL NABUKEERA SEKAGIRI</w:t>
             </w:r>
@@ -371,70 +371,56 @@
               <w:rPr>
                 <w:rFonts w:ascii="Calibri" w:hAnsi="Calibri" w:eastAsia="Calibri"/>
                 <w:b w:val="0"/>
-                <w:color w:val="1A6B7A"/>
-                <w:sz w:val="19"/>
+                <w:color w:val="1F6F78"/>
+                <w:sz w:val="18"/>
               </w:rPr>
-              <w:t>Senior Human Resource Executive | Human Capital Strategist</w:t>
+              <w:t>Senior Human Resource Executive  ·  Human Capital Strategist</w:t>
             </w:r>
           </w:p>
           <w:p>
             <w:pPr>
-              <w:spacing w:before="200" w:after="80"/>
+              <w:spacing w:before="160" w:after="60"/>
               <w:pBdr>
-                <w:bottom w:val="single" w:sz="10" w:space="1" w:color="C9A227"/>
+                <w:bottom w:val="single" w:sz="10" w:space="1" w:color="B8953E"/>
               </w:pBdr>
             </w:pPr>
             <w:r>
               <w:rPr>
                 <w:rFonts w:ascii="Calibri" w:hAnsi="Calibri" w:eastAsia="Calibri"/>
                 <w:b/>
-                <w:color w:val="0B3D5C"/>
-                <w:sz w:val="22"/>
+                <w:color w:val="0A3A52"/>
+                <w:sz w:val="18"/>
               </w:rPr>
               <w:t>PROFILE</w:t>
             </w:r>
           </w:p>
           <w:p>
             <w:pPr>
-              <w:spacing w:after="60"/>
+              <w:spacing w:after="40"/>
             </w:pPr>
             <w:r>
               <w:rPr>
                 <w:rFonts w:ascii="Calibri" w:hAnsi="Calibri" w:eastAsia="Calibri"/>
                 <w:b w:val="0"/>
-                <w:color w:val="243B53"/>
-                <w:sz w:val="19"/>
+                <w:color w:val="1F2A37"/>
+                <w:sz w:val="18"/>
               </w:rPr>
-              <w:t>Strategic HR executive with nearly 30 years of experience and over 18 years in executive HR leadership. Aligns people strategy with organisational performance across complex institutions.</w:t>
+              <w:t>Strategic HR executive with nearly 30 years of experience and over 18 years in executive leadership. Aligns people strategy with organisational performance. Founder &amp; Managing Director, FairBanks Medical Centre Ltd. Formerly led Group HR for 2,000+ employees across 50+ units. PhD Candidate researching AI prediction of occupational burnout.</w:t>
             </w:r>
           </w:p>
           <w:p>
             <w:pPr>
-              <w:spacing w:after="60"/>
-            </w:pPr>
-            <w:r>
-              <w:rPr>
-                <w:rFonts w:ascii="Calibri" w:hAnsi="Calibri" w:eastAsia="Calibri"/>
-                <w:b w:val="0"/>
-                <w:color w:val="243B53"/>
-                <w:sz w:val="19"/>
-              </w:rPr>
-              <w:t>Founder and Managing Director, FairBanks Medical Centre Ltd. Formerly led Group HR for 2,000+ employees across 50+ departments. PhD Candidate (Management) researching AI prediction of occupational burnout.</w:t>
-            </w:r>
-          </w:p>
-          <w:p>
-            <w:pPr>
-              <w:spacing w:before="200" w:after="80"/>
+              <w:spacing w:before="160" w:after="60"/>
               <w:pBdr>
-                <w:bottom w:val="single" w:sz="10" w:space="1" w:color="C9A227"/>
+                <w:bottom w:val="single" w:sz="10" w:space="1" w:color="B8953E"/>
               </w:pBdr>
             </w:pPr>
             <w:r>
               <w:rPr>
                 <w:rFonts w:ascii="Calibri" w:hAnsi="Calibri" w:eastAsia="Calibri"/>
                 <w:b/>
-                <w:color w:val="0B3D5C"/>
-                <w:sz w:val="22"/>
+                <w:color w:val="0A3A52"/>
+                <w:sz w:val="18"/>
               </w:rPr>
               <w:t>HIGHLIGHTS</w:t>
             </w:r>
@@ -448,10 +434,10 @@
               <w:rPr>
                 <w:rFonts w:ascii="Calibri" w:hAnsi="Calibri" w:eastAsia="Calibri"/>
                 <w:b w:val="0"/>
-                <w:color w:val="243B53"/>
-                <w:sz w:val="18"/>
+                <w:color w:val="1F2A37"/>
+                <w:sz w:val="17"/>
               </w:rPr>
-              <w:t>30 years HR and executive management experience</w:t>
+              <w:t>30 years progressive HR &amp; executive management</w:t>
             </w:r>
           </w:p>
           <w:p>
@@ -463,8 +449,8 @@
               <w:rPr>
                 <w:rFonts w:ascii="Calibri" w:hAnsi="Calibri" w:eastAsia="Calibri"/>
                 <w:b w:val="0"/>
-                <w:color w:val="243B53"/>
-                <w:sz w:val="18"/>
+                <w:color w:val="1F2A37"/>
+                <w:sz w:val="17"/>
               </w:rPr>
               <w:t>18+ years executive Human Resource leadership</w:t>
             </w:r>
@@ -478,10 +464,10 @@
               <w:rPr>
                 <w:rFonts w:ascii="Calibri" w:hAnsi="Calibri" w:eastAsia="Calibri"/>
                 <w:b w:val="0"/>
-                <w:color w:val="243B53"/>
-                <w:sz w:val="18"/>
+                <w:color w:val="1F2A37"/>
+                <w:sz w:val="17"/>
               </w:rPr>
-              <w:t>HR leadership for 2,000+ employees across 50+ units</w:t>
+              <w:t>HR leadership for 2,000+ staff across 50+ units</w:t>
             </w:r>
           </w:p>
           <w:p>
@@ -493,8 +479,8 @@
               <w:rPr>
                 <w:rFonts w:ascii="Calibri" w:hAnsi="Calibri" w:eastAsia="Calibri"/>
                 <w:b w:val="0"/>
-                <w:color w:val="243B53"/>
-                <w:sz w:val="18"/>
+                <w:color w:val="1F2A37"/>
+                <w:sz w:val="17"/>
               </w:rPr>
               <w:t>Founder &amp; MD, FairBanks Medical Centre Ltd</w:t>
             </w:r>
@@ -508,39 +494,39 @@
               <w:rPr>
                 <w:rFonts w:ascii="Calibri" w:hAnsi="Calibri" w:eastAsia="Calibri"/>
                 <w:b w:val="0"/>
-                <w:color w:val="243B53"/>
-                <w:sz w:val="18"/>
+                <w:color w:val="1F2A37"/>
+                <w:sz w:val="17"/>
               </w:rPr>
               <w:t>Social enterprise reach: 10,000+ beneficiaries</w:t>
             </w:r>
           </w:p>
           <w:p>
             <w:pPr>
-              <w:spacing w:before="200" w:after="80"/>
+              <w:spacing w:before="160" w:after="60"/>
               <w:pBdr>
-                <w:bottom w:val="single" w:sz="10" w:space="1" w:color="C9A227"/>
+                <w:bottom w:val="single" w:sz="10" w:space="1" w:color="B8953E"/>
               </w:pBdr>
             </w:pPr>
             <w:r>
               <w:rPr>
                 <w:rFonts w:ascii="Calibri" w:hAnsi="Calibri" w:eastAsia="Calibri"/>
                 <w:b/>
-                <w:color w:val="0B3D5C"/>
-                <w:sz w:val="22"/>
+                <w:color w:val="0A3A52"/>
+                <w:sz w:val="18"/>
               </w:rPr>
               <w:t>EXPERIENCE</w:t>
             </w:r>
           </w:p>
           <w:p>
             <w:pPr>
-              <w:spacing w:before="120"/>
+              <w:spacing w:before="80"/>
             </w:pPr>
             <w:r>
               <w:rPr>
                 <w:rFonts w:ascii="Calibri" w:hAnsi="Calibri" w:eastAsia="Calibri"/>
                 <w:b/>
-                <w:color w:val="0B3D5C"/>
-                <w:sz w:val="20"/>
+                <w:color w:val="0A3A52"/>
+                <w:sz w:val="18"/>
               </w:rPr>
               <w:t>Founder, Managing Director &amp; Executive HR Leader</w:t>
             </w:r>
@@ -550,52 +536,36 @@
               <w:rPr>
                 <w:rFonts w:ascii="Calibri" w:hAnsi="Calibri" w:eastAsia="Calibri"/>
                 <w:b w:val="0"/>
-                <w:color w:val="1A6B7A"/>
-                <w:sz w:val="18"/>
+                <w:color w:val="1F6F78"/>
+                <w:sz w:val="16"/>
               </w:rPr>
               <w:t>FairBanks Medical Centre Ltd | 2025 - Present</w:t>
             </w:r>
           </w:p>
           <w:p>
             <w:pPr>
-              <w:pStyle w:val="ListBullet"/>
-              <w:spacing w:after="20"/>
+              <w:spacing w:after="40"/>
             </w:pPr>
             <w:r>
               <w:rPr>
                 <w:rFonts w:ascii="Calibri" w:hAnsi="Calibri" w:eastAsia="Calibri"/>
                 <w:b w:val="0"/>
-                <w:color w:val="243B53"/>
-                <w:sz w:val="18"/>
+                <w:color w:val="1F2A37"/>
+                <w:sz w:val="17"/>
               </w:rPr>
-              <w:t>Lead strategy, governance, HR and institutional growth.</w:t>
+              <w:t>Strategy, governance, HR and growth; founded social enterprise (10,000+ beneficiaries).</w:t>
             </w:r>
           </w:p>
           <w:p>
             <w:pPr>
-              <w:pStyle w:val="ListBullet"/>
-              <w:spacing w:after="20"/>
-            </w:pPr>
-            <w:r>
-              <w:rPr>
-                <w:rFonts w:ascii="Calibri" w:hAnsi="Calibri" w:eastAsia="Calibri"/>
-                <w:b w:val="0"/>
-                <w:color w:val="243B53"/>
-                <w:sz w:val="18"/>
-              </w:rPr>
-              <w:t>Founded social enterprise initiative (10,000+ beneficiaries).</w:t>
-            </w:r>
-          </w:p>
-          <w:p>
-            <w:pPr>
-              <w:spacing w:before="120"/>
+              <w:spacing w:before="80"/>
             </w:pPr>
             <w:r>
               <w:rPr>
                 <w:rFonts w:ascii="Calibri" w:hAnsi="Calibri" w:eastAsia="Calibri"/>
                 <w:b/>
-                <w:color w:val="0B3D5C"/>
-                <w:sz w:val="20"/>
+                <w:color w:val="0A3A52"/>
+                <w:sz w:val="18"/>
               </w:rPr>
               <w:t>Group Human Resource &amp; Administration Manager</w:t>
             </w:r>
@@ -605,52 +575,36 @@
               <w:rPr>
                 <w:rFonts w:ascii="Calibri" w:hAnsi="Calibri" w:eastAsia="Calibri"/>
                 <w:b w:val="0"/>
-                <w:color w:val="1A6B7A"/>
-                <w:sz w:val="18"/>
+                <w:color w:val="1F6F78"/>
+                <w:sz w:val="16"/>
               </w:rPr>
               <w:t>Norvik Group | Jul 2016 - Feb 2026</w:t>
             </w:r>
           </w:p>
           <w:p>
             <w:pPr>
-              <w:pStyle w:val="ListBullet"/>
-              <w:spacing w:after="20"/>
+              <w:spacing w:after="40"/>
             </w:pPr>
             <w:r>
               <w:rPr>
                 <w:rFonts w:ascii="Calibri" w:hAnsi="Calibri" w:eastAsia="Calibri"/>
                 <w:b w:val="0"/>
-                <w:color w:val="243B53"/>
-                <w:sz w:val="18"/>
+                <w:color w:val="1F2A37"/>
+                <w:sz w:val="17"/>
               </w:rPr>
-              <w:t>Directed Group HR for 2,000+ employees across 50+ units.</w:t>
+              <w:t>Directed Group HR for 2,000+ employees; led workforce planning and leadership development.</w:t>
             </w:r>
           </w:p>
           <w:p>
             <w:pPr>
-              <w:pStyle w:val="ListBullet"/>
-              <w:spacing w:after="20"/>
-            </w:pPr>
-            <w:r>
-              <w:rPr>
-                <w:rFonts w:ascii="Calibri" w:hAnsi="Calibri" w:eastAsia="Calibri"/>
-                <w:b w:val="0"/>
-                <w:color w:val="243B53"/>
-                <w:sz w:val="18"/>
-              </w:rPr>
-              <w:t>Led workforce planning, restructuring and leadership development.</w:t>
-            </w:r>
-          </w:p>
-          <w:p>
-            <w:pPr>
-              <w:spacing w:before="120"/>
+              <w:spacing w:before="80"/>
             </w:pPr>
             <w:r>
               <w:rPr>
                 <w:rFonts w:ascii="Calibri" w:hAnsi="Calibri" w:eastAsia="Calibri"/>
                 <w:b/>
-                <w:color w:val="0B3D5C"/>
-                <w:sz w:val="20"/>
+                <w:color w:val="0A3A52"/>
+                <w:sz w:val="18"/>
               </w:rPr>
               <w:t>Human Resource &amp; Administration Manager</w:t>
             </w:r>
@@ -660,37 +614,36 @@
               <w:rPr>
                 <w:rFonts w:ascii="Calibri" w:hAnsi="Calibri" w:eastAsia="Calibri"/>
                 <w:b w:val="0"/>
-                <w:color w:val="1A6B7A"/>
-                <w:sz w:val="18"/>
+                <w:color w:val="1F6F78"/>
+                <w:sz w:val="16"/>
               </w:rPr>
               <w:t>Norvik Hospital Ltd | Sep 2013 - 2016</w:t>
             </w:r>
           </w:p>
           <w:p>
             <w:pPr>
-              <w:pStyle w:val="ListBullet"/>
-              <w:spacing w:after="20"/>
+              <w:spacing w:after="40"/>
             </w:pPr>
             <w:r>
               <w:rPr>
                 <w:rFonts w:ascii="Calibri" w:hAnsi="Calibri" w:eastAsia="Calibri"/>
                 <w:b w:val="0"/>
-                <w:color w:val="243B53"/>
-                <w:sz w:val="18"/>
+                <w:color w:val="1F2A37"/>
+                <w:sz w:val="17"/>
               </w:rPr>
-              <w:t>Led recruitment, employee relations and performance systems.</w:t>
+              <w:t>Led recruitment, employee relations, performance systems and HR policy.</w:t>
             </w:r>
           </w:p>
           <w:p>
             <w:pPr>
-              <w:spacing w:before="120"/>
+              <w:spacing w:before="80"/>
             </w:pPr>
             <w:r>
               <w:rPr>
                 <w:rFonts w:ascii="Calibri" w:hAnsi="Calibri" w:eastAsia="Calibri"/>
                 <w:b/>
-                <w:color w:val="0B3D5C"/>
-                <w:sz w:val="20"/>
+                <w:color w:val="0A3A52"/>
+                <w:sz w:val="18"/>
               </w:rPr>
               <w:t>Human Resource Manager</w:t>
             </w:r>
@@ -700,131 +653,69 @@
               <w:rPr>
                 <w:rFonts w:ascii="Calibri" w:hAnsi="Calibri" w:eastAsia="Calibri"/>
                 <w:b w:val="0"/>
-                <w:color w:val="1A6B7A"/>
-                <w:sz w:val="18"/>
+                <w:color w:val="1F6F78"/>
+                <w:sz w:val="16"/>
               </w:rPr>
               <w:t>St. Catherine's Hospital | 2007 - 2010</w:t>
             </w:r>
           </w:p>
           <w:p>
             <w:pPr>
-              <w:pStyle w:val="ListBullet"/>
-              <w:spacing w:after="20"/>
+              <w:spacing w:after="40"/>
             </w:pPr>
             <w:r>
               <w:rPr>
                 <w:rFonts w:ascii="Calibri" w:hAnsi="Calibri" w:eastAsia="Calibri"/>
                 <w:b w:val="0"/>
-                <w:color w:val="243B53"/>
-                <w:sz w:val="18"/>
+                <w:color w:val="1F2A37"/>
+                <w:sz w:val="17"/>
               </w:rPr>
               <w:t>Managed HR operations, welfare and labour compliance.</w:t>
             </w:r>
           </w:p>
           <w:p>
             <w:pPr>
-              <w:spacing w:before="200" w:after="80"/>
+              <w:spacing w:after="40"/>
+            </w:pPr>
+            <w:r>
+              <w:rPr>
+                <w:rFonts w:ascii="Calibri" w:hAnsi="Calibri" w:eastAsia="Calibri"/>
+                <w:b w:val="0"/>
+                <w:color w:val="5B6B7C"/>
+                <w:sz w:val="16"/>
+              </w:rPr>
+              <w:t>Earlier: Health Systems Administrator, St. Catherine's (2010-2013); HR Assistant, E Power Limited (1997-2000).</w:t>
+            </w:r>
+          </w:p>
+          <w:p>
+            <w:pPr>
+              <w:spacing w:before="160" w:after="60"/>
               <w:pBdr>
-                <w:bottom w:val="single" w:sz="10" w:space="1" w:color="C9A227"/>
+                <w:bottom w:val="single" w:sz="10" w:space="1" w:color="B8953E"/>
               </w:pBdr>
             </w:pPr>
             <w:r>
               <w:rPr>
                 <w:rFonts w:ascii="Calibri" w:hAnsi="Calibri" w:eastAsia="Calibri"/>
                 <w:b/>
-                <w:color w:val="0B3D5C"/>
-                <w:sz w:val="22"/>
+                <w:color w:val="0A3A52"/>
+                <w:sz w:val="18"/>
               </w:rPr>
               <w:t>EDUCATION</w:t>
             </w:r>
           </w:p>
           <w:p>
-            <w:r>
-              <w:rPr>
-                <w:rFonts w:ascii="Calibri" w:hAnsi="Calibri" w:eastAsia="Calibri"/>
-                <w:b/>
-                <w:color w:val="0B3D5C"/>
-                <w:sz w:val="19"/>
-              </w:rPr>
-              <w:t>PhD in Management (Ongoing)</w:t>
-            </w:r>
-          </w:p>
-          <w:p>
             <w:pPr>
-              <w:spacing w:after="60"/>
+              <w:spacing w:after="40"/>
             </w:pPr>
             <w:r>
               <w:rPr>
                 <w:rFonts w:ascii="Calibri" w:hAnsi="Calibri" w:eastAsia="Calibri"/>
                 <w:b w:val="0"/>
-                <w:color w:val="627D98"/>
-                <w:sz w:val="19"/>
+                <w:color w:val="1F2A37"/>
+                <w:sz w:val="17"/>
               </w:rPr>
-              <w:t>Uganda Christian University - AI/ML research on occupational burnout in medical practice</w:t>
-            </w:r>
-          </w:p>
-          <w:p>
-            <w:r>
-              <w:rPr>
-                <w:rFonts w:ascii="Calibri" w:hAnsi="Calibri" w:eastAsia="Calibri"/>
-                <w:b/>
-                <w:color w:val="0B3D5C"/>
-                <w:sz w:val="19"/>
-              </w:rPr>
-              <w:t>Master of Social Sector Planning and Management</w:t>
-            </w:r>
-          </w:p>
-          <w:p>
-            <w:pPr>
-              <w:spacing w:after="60"/>
-            </w:pPr>
-            <w:r>
-              <w:rPr>
-                <w:rFonts w:ascii="Calibri" w:hAnsi="Calibri" w:eastAsia="Calibri"/>
-                <w:b w:val="0"/>
-                <w:color w:val="627D98"/>
-                <w:sz w:val="19"/>
-              </w:rPr>
-              <w:t>Makerere University</w:t>
-            </w:r>
-          </w:p>
-          <w:p>
-            <w:r>
-              <w:rPr>
-                <w:rFonts w:ascii="Calibri" w:hAnsi="Calibri" w:eastAsia="Calibri"/>
-                <w:b/>
-                <w:color w:val="0B3D5C"/>
-                <w:sz w:val="19"/>
-              </w:rPr>
-              <w:t>Bachelor of Arts in Social Sciences</w:t>
-            </w:r>
-          </w:p>
-          <w:p>
-            <w:pPr>
-              <w:spacing w:after="60"/>
-            </w:pPr>
-            <w:r>
-              <w:rPr>
-                <w:rFonts w:ascii="Calibri" w:hAnsi="Calibri" w:eastAsia="Calibri"/>
-                <w:b w:val="0"/>
-                <w:color w:val="627D98"/>
-                <w:sz w:val="19"/>
-              </w:rPr>
-              <w:t>Makerere University</w:t>
-            </w:r>
-          </w:p>
-          <w:p>
-            <w:pPr>
-              <w:spacing w:after="60"/>
-            </w:pPr>
-            <w:r>
-              <w:rPr>
-                <w:rFonts w:ascii="Calibri" w:hAnsi="Calibri" w:eastAsia="Calibri"/>
-                <w:b w:val="0"/>
-                <w:color w:val="627D98"/>
-                <w:sz w:val="19"/>
-              </w:rPr>
-              <w:t>References available on request.</w:t>
+              <w:t>PhD Management (Ongoing), Uganda Christian University  ·  MSSPM, Makerere University  ·  BA Social Sciences, Makerere University</w:t>
             </w:r>
           </w:p>
         </w:tc>

--- a/racheal_cv/brief_versions/02_sidebar_modern/racheal_cv.docx
+++ b/racheal_cv/brief_versions/02_sidebar_modern/racheal_cv.docx
@@ -8,13 +8,13 @@
         <w:tblLook w:firstColumn="1" w:firstRow="1" w:lastColumn="0" w:lastRow="0" w:noHBand="0" w:noVBand="1" w:val="04A0"/>
       </w:tblPr>
       <w:tblGrid>
-        <w:gridCol w:w="5553"/>
-        <w:gridCol w:w="5553"/>
+        <w:gridCol w:w="5610"/>
+        <w:gridCol w:w="5610"/>
       </w:tblGrid>
       <w:tr>
         <w:tc>
           <w:tcPr>
-            <w:tcW w:type="dxa" w:w="3175"/>
+            <w:tcW w:type="dxa" w:w="3061"/>
             <w:shd w:fill="0A3A52" w:val="clear"/>
           </w:tcPr>
           <w:p>
@@ -24,7 +24,7 @@
             <w:r>
               <w:drawing>
                 <wp:inline xmlns:a="http://schemas.openxmlformats.org/drawingml/2006/main" xmlns:pic="http://schemas.openxmlformats.org/drawingml/2006/picture">
-                  <wp:extent cx="1143000" cy="1143000"/>
+                  <wp:extent cx="1417320" cy="2153820"/>
                   <wp:docPr id="1" name="Picture 1"/>
                   <wp:cNvGraphicFramePr>
                     <a:graphicFrameLocks noChangeAspect="1"/>
@@ -33,7 +33,7 @@
                     <a:graphicData uri="http://schemas.openxmlformats.org/drawingml/2006/picture">
                       <pic:pic>
                         <pic:nvPicPr>
-                          <pic:cNvPr id="0" name="photo_circle.png"/>
+                          <pic:cNvPr id="0" name="photo_portrait.png"/>
                           <pic:cNvPicPr/>
                         </pic:nvPicPr>
                         <pic:blipFill>
@@ -45,7 +45,7 @@
                         <pic:spPr>
                           <a:xfrm>
                             <a:off x="0" y="0"/>
-                            <a:ext cx="1143000" cy="1143000"/>
+                            <a:ext cx="1417320" cy="2153820"/>
                           </a:xfrm>
                           <a:prstGeom prst="rect"/>
                         </pic:spPr>
@@ -58,16 +58,340 @@
           </w:p>
           <w:p>
             <w:pPr>
-              <w:spacing w:before="160"/>
+              <w:spacing w:before="120"/>
             </w:pPr>
             <w:r>
               <w:rPr>
                 <w:rFonts w:ascii="Calibri" w:hAnsi="Calibri" w:eastAsia="Calibri"/>
                 <w:b/>
                 <w:color w:val="B8953E"/>
+                <w:sz w:val="16"/>
+              </w:rPr>
+              <w:t>CONTACT</w:t>
+            </w:r>
+          </w:p>
+          <w:p>
+            <w:pPr>
+              <w:spacing w:after="0"/>
+            </w:pPr>
+            <w:r>
+              <w:rPr>
+                <w:rFonts w:ascii="Calibri" w:hAnsi="Calibri" w:eastAsia="Calibri"/>
+                <w:b w:val="0"/>
+                <w:color w:val="FFFFFF"/>
+                <w:sz w:val="15"/>
+              </w:rPr>
+              <w:t>Kampala, Uganda</w:t>
+            </w:r>
+          </w:p>
+          <w:p>
+            <w:pPr>
+              <w:spacing w:after="0"/>
+            </w:pPr>
+            <w:r>
+              <w:rPr>
+                <w:rFonts w:ascii="Calibri" w:hAnsi="Calibri" w:eastAsia="Calibri"/>
+                <w:b w:val="0"/>
+                <w:color w:val="FFFFFF"/>
+                <w:sz w:val="15"/>
+              </w:rPr>
+              <w:t>+256 772 849258  ·  +256 701 849258</w:t>
+            </w:r>
+          </w:p>
+          <w:p>
+            <w:pPr>
+              <w:spacing w:after="0"/>
+            </w:pPr>
+            <w:r>
+              <w:rPr>
+                <w:rFonts w:ascii="Calibri" w:hAnsi="Calibri" w:eastAsia="Calibri"/>
+                <w:b w:val="0"/>
+                <w:color w:val="FFFFFF"/>
+                <w:sz w:val="15"/>
+              </w:rPr>
+              <w:t>info@fairbanksmedicalcentre.org</w:t>
+            </w:r>
+          </w:p>
+          <w:p>
+            <w:pPr>
+              <w:spacing w:after="0"/>
+            </w:pPr>
+            <w:r>
+              <w:rPr>
+                <w:rFonts w:ascii="Calibri" w:hAnsi="Calibri" w:eastAsia="Calibri"/>
+                <w:b w:val="0"/>
+                <w:color w:val="FFFFFF"/>
+                <w:sz w:val="15"/>
+              </w:rPr>
+              <w:t>www.fairbanksmedicalcentre.org</w:t>
+            </w:r>
+          </w:p>
+          <w:p>
+            <w:pPr>
+              <w:spacing w:before="120"/>
+            </w:pPr>
+            <w:r>
+              <w:rPr>
+                <w:rFonts w:ascii="Calibri" w:hAnsi="Calibri" w:eastAsia="Calibri"/>
+                <w:b/>
+                <w:color w:val="B8953E"/>
+                <w:sz w:val="16"/>
+              </w:rPr>
+              <w:t>STRENGTHS</w:t>
+            </w:r>
+          </w:p>
+          <w:p>
+            <w:pPr>
+              <w:spacing w:after="0"/>
+            </w:pPr>
+            <w:r>
+              <w:rPr>
+                <w:rFonts w:ascii="Calibri" w:hAnsi="Calibri" w:eastAsia="Calibri"/>
+                <w:b w:val="0"/>
+                <w:color w:val="FFFFFF"/>
+                <w:sz w:val="15"/>
+              </w:rPr>
+              <w:t>• HR Strategy</w:t>
+            </w:r>
+          </w:p>
+          <w:p>
+            <w:pPr>
+              <w:spacing w:after="0"/>
+            </w:pPr>
+            <w:r>
+              <w:rPr>
+                <w:rFonts w:ascii="Calibri" w:hAnsi="Calibri" w:eastAsia="Calibri"/>
+                <w:b w:val="0"/>
+                <w:color w:val="FFFFFF"/>
+                <w:sz w:val="15"/>
+              </w:rPr>
+              <w:t>• Human Capital Management</w:t>
+            </w:r>
+          </w:p>
+          <w:p>
+            <w:pPr>
+              <w:spacing w:after="0"/>
+            </w:pPr>
+            <w:r>
+              <w:rPr>
+                <w:rFonts w:ascii="Calibri" w:hAnsi="Calibri" w:eastAsia="Calibri"/>
+                <w:b w:val="0"/>
+                <w:color w:val="FFFFFF"/>
+                <w:sz w:val="15"/>
+              </w:rPr>
+              <w:t>• Organisational Development</w:t>
+            </w:r>
+          </w:p>
+          <w:p>
+            <w:pPr>
+              <w:spacing w:after="0"/>
+            </w:pPr>
+            <w:r>
+              <w:rPr>
+                <w:rFonts w:ascii="Calibri" w:hAnsi="Calibri" w:eastAsia="Calibri"/>
+                <w:b w:val="0"/>
+                <w:color w:val="FFFFFF"/>
+                <w:sz w:val="15"/>
+              </w:rPr>
+              <w:t>• Talent Management</w:t>
+            </w:r>
+          </w:p>
+          <w:p>
+            <w:pPr>
+              <w:spacing w:after="0"/>
+            </w:pPr>
+            <w:r>
+              <w:rPr>
+                <w:rFonts w:ascii="Calibri" w:hAnsi="Calibri" w:eastAsia="Calibri"/>
+                <w:b w:val="0"/>
+                <w:color w:val="FFFFFF"/>
+                <w:sz w:val="15"/>
+              </w:rPr>
+              <w:t>• Workforce Planning</w:t>
+            </w:r>
+          </w:p>
+          <w:p>
+            <w:pPr>
+              <w:spacing w:after="0"/>
+            </w:pPr>
+            <w:r>
+              <w:rPr>
+                <w:rFonts w:ascii="Calibri" w:hAnsi="Calibri" w:eastAsia="Calibri"/>
+                <w:b w:val="0"/>
+                <w:color w:val="FFFFFF"/>
+                <w:sz w:val="15"/>
+              </w:rPr>
+              <w:t>• Succession Planning</w:t>
+            </w:r>
+          </w:p>
+          <w:p>
+            <w:pPr>
+              <w:spacing w:after="0"/>
+            </w:pPr>
+            <w:r>
+              <w:rPr>
+                <w:rFonts w:ascii="Calibri" w:hAnsi="Calibri" w:eastAsia="Calibri"/>
+                <w:b w:val="0"/>
+                <w:color w:val="FFFFFF"/>
+                <w:sz w:val="15"/>
+              </w:rPr>
+              <w:t>• Change Management</w:t>
+            </w:r>
+          </w:p>
+          <w:p>
+            <w:pPr>
+              <w:spacing w:after="0"/>
+            </w:pPr>
+            <w:r>
+              <w:rPr>
+                <w:rFonts w:ascii="Calibri" w:hAnsi="Calibri" w:eastAsia="Calibri"/>
+                <w:b w:val="0"/>
+                <w:color w:val="FFFFFF"/>
+                <w:sz w:val="15"/>
+              </w:rPr>
+              <w:t>• Performance Management</w:t>
+            </w:r>
+          </w:p>
+          <w:p>
+            <w:pPr>
+              <w:spacing w:after="0"/>
+            </w:pPr>
+            <w:r>
+              <w:rPr>
+                <w:rFonts w:ascii="Calibri" w:hAnsi="Calibri" w:eastAsia="Calibri"/>
+                <w:b w:val="0"/>
+                <w:color w:val="FFFFFF"/>
+                <w:sz w:val="15"/>
+              </w:rPr>
+              <w:t>• Employee Relations</w:t>
+            </w:r>
+          </w:p>
+          <w:p>
+            <w:pPr>
+              <w:spacing w:after="0"/>
+            </w:pPr>
+            <w:r>
+              <w:rPr>
+                <w:rFonts w:ascii="Calibri" w:hAnsi="Calibri" w:eastAsia="Calibri"/>
+                <w:b w:val="0"/>
+                <w:color w:val="FFFFFF"/>
+                <w:sz w:val="15"/>
+              </w:rPr>
+              <w:t>• Labour Law Compliance</w:t>
+            </w:r>
+          </w:p>
+          <w:p>
+            <w:pPr>
+              <w:spacing w:before="120"/>
+            </w:pPr>
+            <w:r>
+              <w:rPr>
+                <w:rFonts w:ascii="Calibri" w:hAnsi="Calibri" w:eastAsia="Calibri"/>
+                <w:b/>
+                <w:color w:val="B8953E"/>
+                <w:sz w:val="16"/>
+              </w:rPr>
+              <w:t>LANGUAGES</w:t>
+            </w:r>
+          </w:p>
+          <w:p>
+            <w:pPr>
+              <w:spacing w:after="0"/>
+            </w:pPr>
+            <w:r>
+              <w:rPr>
+                <w:rFonts w:ascii="Calibri" w:hAnsi="Calibri" w:eastAsia="Calibri"/>
+                <w:b w:val="0"/>
+                <w:color w:val="FFFFFF"/>
+                <w:sz w:val="15"/>
+              </w:rPr>
+              <w:t>English — Fluent</w:t>
+            </w:r>
+          </w:p>
+          <w:p>
+            <w:pPr>
+              <w:spacing w:after="0"/>
+            </w:pPr>
+            <w:r>
+              <w:rPr>
+                <w:rFonts w:ascii="Calibri" w:hAnsi="Calibri" w:eastAsia="Calibri"/>
+                <w:b w:val="0"/>
+                <w:color w:val="FFFFFF"/>
+                <w:sz w:val="15"/>
+              </w:rPr>
+              <w:t>Luganda — Fluent</w:t>
+            </w:r>
+          </w:p>
+          <w:p>
+            <w:pPr>
+              <w:spacing w:before="120"/>
+            </w:pPr>
+            <w:r>
+              <w:rPr>
+                <w:rFonts w:ascii="Calibri" w:hAnsi="Calibri" w:eastAsia="Calibri"/>
+                <w:b/>
+                <w:color w:val="B8953E"/>
+                <w:sz w:val="16"/>
+              </w:rPr>
+              <w:t>MEMBERSHIP</w:t>
+            </w:r>
+          </w:p>
+          <w:p>
+            <w:pPr>
+              <w:spacing w:after="0"/>
+            </w:pPr>
+            <w:r>
+              <w:rPr>
+                <w:rFonts w:ascii="Calibri" w:hAnsi="Calibri" w:eastAsia="Calibri"/>
+                <w:b w:val="0"/>
+                <w:color w:val="FFFFFF"/>
+                <w:sz w:val="15"/>
+              </w:rPr>
+              <w:t>FUE Member</w:t>
+            </w:r>
+          </w:p>
+        </w:tc>
+        <w:tc>
+          <w:tcPr>
+            <w:tcW w:type="dxa" w:w="7937"/>
+          </w:tcPr>
+          <w:p>
+            <w:r>
+              <w:rPr>
+                <w:rFonts w:ascii="Calibri" w:hAnsi="Calibri" w:eastAsia="Calibri"/>
+                <w:b/>
+                <w:color w:val="0A3A52"/>
+                <w:sz w:val="24"/>
+              </w:rPr>
+              <w:t>RACHEAL NABUKEERA SEKAGIRI</w:t>
+            </w:r>
+          </w:p>
+          <w:p>
+            <w:r>
+              <w:rPr>
+                <w:rFonts w:ascii="Calibri" w:hAnsi="Calibri" w:eastAsia="Calibri"/>
+                <w:b w:val="0"/>
+                <w:color w:val="1F6F78"/>
                 <w:sz w:val="17"/>
               </w:rPr>
-              <w:t>CONTACT</w:t>
+              <w:t>Senior Human Resource Executive  ·  Human Capital Strategist  ·  Organisational Development</w:t>
+            </w:r>
+          </w:p>
+          <w:p>
+            <w:pPr>
+              <w:spacing w:before="120" w:after="40"/>
+              <w:pBdr>
+                <w:bottom w:val="single" w:sz="8" w:space="1" w:color="B8953E"/>
+              </w:pBdr>
+            </w:pPr>
+            <w:r>
+              <w:rPr>
+                <w:rFonts w:ascii="Calibri" w:hAnsi="Calibri" w:eastAsia="Calibri"/>
+                <w:b/>
+                <w:color w:val="0A3A52"/>
+                <w:sz w:val="17"/>
+              </w:rPr>
+              <w:t>PROFILE</w:t>
             </w:r>
           </w:p>
           <w:p>
@@ -78,10 +402,10 @@
               <w:rPr>
                 <w:rFonts w:ascii="Calibri" w:hAnsi="Calibri" w:eastAsia="Calibri"/>
                 <w:b w:val="0"/>
-                <w:color w:val="FFFFFF"/>
+                <w:color w:val="1F2A37"/>
                 <w:sz w:val="16"/>
               </w:rPr>
-              <w:t>Kampala, Uganda</w:t>
+              <w:t>Strategic HR executive with nearly 30 years of progressive experience and over 18 years in executive Human Resource leadership. Aligns people, performance and organisational goals across complex institutions.</w:t>
             </w:r>
           </w:p>
           <w:p>
@@ -92,10 +416,354 @@
               <w:rPr>
                 <w:rFonts w:ascii="Calibri" w:hAnsi="Calibri" w:eastAsia="Calibri"/>
                 <w:b w:val="0"/>
-                <w:color w:val="FFFFFF"/>
+                <w:color w:val="1F2A37"/>
                 <w:sz w:val="16"/>
               </w:rPr>
-              <w:t>+256 772 849258  ·  +256 701 849258</w:t>
+              <w:t>Founder &amp; Managing Director, FairBanks Medical Centre Ltd. Formerly directed Group HR for 2,000+ employees across 50+ departments. PhD Candidate (Management) researching AI/ML prediction of occupational burnout among medical practitioners. Member, Federation of Uganda Employers (FUE).</w:t>
+            </w:r>
+          </w:p>
+          <w:p>
+            <w:pPr>
+              <w:spacing w:before="120" w:after="40"/>
+              <w:pBdr>
+                <w:bottom w:val="single" w:sz="8" w:space="1" w:color="B8953E"/>
+              </w:pBdr>
+            </w:pPr>
+            <w:r>
+              <w:rPr>
+                <w:rFonts w:ascii="Calibri" w:hAnsi="Calibri" w:eastAsia="Calibri"/>
+                <w:b/>
+                <w:color w:val="0A3A52"/>
+                <w:sz w:val="17"/>
+              </w:rPr>
+              <w:t>HIGHLIGHTS</w:t>
+            </w:r>
+          </w:p>
+          <w:p>
+            <w:pPr>
+              <w:pStyle w:val="ListBullet"/>
+              <w:spacing w:after="0"/>
+            </w:pPr>
+            <w:r>
+              <w:rPr>
+                <w:rFonts w:ascii="Calibri" w:hAnsi="Calibri" w:eastAsia="Calibri"/>
+                <w:b w:val="0"/>
+                <w:color w:val="1F2A37"/>
+                <w:sz w:val="15"/>
+              </w:rPr>
+              <w:t>30 years progressive HR &amp; executive management</w:t>
+            </w:r>
+          </w:p>
+          <w:p>
+            <w:pPr>
+              <w:pStyle w:val="ListBullet"/>
+              <w:spacing w:after="0"/>
+            </w:pPr>
+            <w:r>
+              <w:rPr>
+                <w:rFonts w:ascii="Calibri" w:hAnsi="Calibri" w:eastAsia="Calibri"/>
+                <w:b w:val="0"/>
+                <w:color w:val="1F2A37"/>
+                <w:sz w:val="15"/>
+              </w:rPr>
+              <w:t>18+ years executive Human Resource leadership</w:t>
+            </w:r>
+          </w:p>
+          <w:p>
+            <w:pPr>
+              <w:pStyle w:val="ListBullet"/>
+              <w:spacing w:after="0"/>
+            </w:pPr>
+            <w:r>
+              <w:rPr>
+                <w:rFonts w:ascii="Calibri" w:hAnsi="Calibri" w:eastAsia="Calibri"/>
+                <w:b w:val="0"/>
+                <w:color w:val="1F2A37"/>
+                <w:sz w:val="15"/>
+              </w:rPr>
+              <w:t>Strategic HR for 2,000+ employees / 50+ units</w:t>
+            </w:r>
+          </w:p>
+          <w:p>
+            <w:pPr>
+              <w:pStyle w:val="ListBullet"/>
+              <w:spacing w:after="0"/>
+            </w:pPr>
+            <w:r>
+              <w:rPr>
+                <w:rFonts w:ascii="Calibri" w:hAnsi="Calibri" w:eastAsia="Calibri"/>
+                <w:b w:val="0"/>
+                <w:color w:val="1F2A37"/>
+                <w:sz w:val="15"/>
+              </w:rPr>
+              <w:t>Founder &amp; MD, FairBanks Medical Centre Ltd</w:t>
+            </w:r>
+          </w:p>
+          <w:p>
+            <w:pPr>
+              <w:pStyle w:val="ListBullet"/>
+              <w:spacing w:after="0"/>
+            </w:pPr>
+            <w:r>
+              <w:rPr>
+                <w:rFonts w:ascii="Calibri" w:hAnsi="Calibri" w:eastAsia="Calibri"/>
+                <w:b w:val="0"/>
+                <w:color w:val="1F2A37"/>
+                <w:sz w:val="15"/>
+              </w:rPr>
+              <w:t>Social enterprise reach: 10,000+ beneficiaries</w:t>
+            </w:r>
+          </w:p>
+          <w:p>
+            <w:pPr>
+              <w:pStyle w:val="ListBullet"/>
+              <w:spacing w:after="0"/>
+            </w:pPr>
+            <w:r>
+              <w:rPr>
+                <w:rFonts w:ascii="Calibri" w:hAnsi="Calibri" w:eastAsia="Calibri"/>
+                <w:b w:val="0"/>
+                <w:color w:val="1F2A37"/>
+                <w:sz w:val="15"/>
+              </w:rPr>
+              <w:t>PhD Candidate — HR analytics, AI &amp; organisational behaviour</w:t>
+            </w:r>
+          </w:p>
+          <w:p>
+            <w:pPr>
+              <w:spacing w:before="120" w:after="40"/>
+              <w:pBdr>
+                <w:bottom w:val="single" w:sz="8" w:space="1" w:color="B8953E"/>
+              </w:pBdr>
+            </w:pPr>
+            <w:r>
+              <w:rPr>
+                <w:rFonts w:ascii="Calibri" w:hAnsi="Calibri" w:eastAsia="Calibri"/>
+                <w:b/>
+                <w:color w:val="0A3A52"/>
+                <w:sz w:val="17"/>
+              </w:rPr>
+              <w:t>EXPERIENCE</w:t>
+            </w:r>
+          </w:p>
+          <w:p>
+            <w:pPr>
+              <w:spacing w:before="60"/>
+            </w:pPr>
+            <w:r>
+              <w:rPr>
+                <w:rFonts w:ascii="Calibri" w:hAnsi="Calibri" w:eastAsia="Calibri"/>
+                <w:b/>
+                <w:color w:val="0A3A52"/>
+                <w:sz w:val="17"/>
+              </w:rPr>
+              <w:t>Founder, Managing Director &amp; Executive HR Leader</w:t>
+            </w:r>
+          </w:p>
+          <w:p>
+            <w:r>
+              <w:rPr>
+                <w:rFonts w:ascii="Calibri" w:hAnsi="Calibri" w:eastAsia="Calibri"/>
+                <w:b w:val="0"/>
+                <w:color w:val="1F6F78"/>
+                <w:sz w:val="15"/>
+              </w:rPr>
+              <w:t>FairBanks Medical Centre Ltd | 2025 - Present</w:t>
+            </w:r>
+          </w:p>
+          <w:p>
+            <w:pPr>
+              <w:pStyle w:val="ListBullet"/>
+              <w:spacing w:after="0"/>
+            </w:pPr>
+            <w:r>
+              <w:rPr>
+                <w:rFonts w:ascii="Calibri" w:hAnsi="Calibri" w:eastAsia="Calibri"/>
+                <w:b w:val="0"/>
+                <w:color w:val="1F2A37"/>
+                <w:sz w:val="15"/>
+              </w:rPr>
+              <w:t>Lead strategy, governance, HR systems and institutional growth.</w:t>
+            </w:r>
+          </w:p>
+          <w:p>
+            <w:pPr>
+              <w:pStyle w:val="ListBullet"/>
+              <w:spacing w:after="0"/>
+            </w:pPr>
+            <w:r>
+              <w:rPr>
+                <w:rFonts w:ascii="Calibri" w:hAnsi="Calibri" w:eastAsia="Calibri"/>
+                <w:b w:val="0"/>
+                <w:color w:val="1F2A37"/>
+                <w:sz w:val="15"/>
+              </w:rPr>
+              <w:t>Founded FairBanks Social Enterprise Initiative (10,000+ beneficiaries).</w:t>
+            </w:r>
+          </w:p>
+          <w:p>
+            <w:pPr>
+              <w:spacing w:before="60"/>
+            </w:pPr>
+            <w:r>
+              <w:rPr>
+                <w:rFonts w:ascii="Calibri" w:hAnsi="Calibri" w:eastAsia="Calibri"/>
+                <w:b/>
+                <w:color w:val="0A3A52"/>
+                <w:sz w:val="17"/>
+              </w:rPr>
+              <w:t>Group Human Resource &amp; Administration Manager</w:t>
+            </w:r>
+          </w:p>
+          <w:p>
+            <w:r>
+              <w:rPr>
+                <w:rFonts w:ascii="Calibri" w:hAnsi="Calibri" w:eastAsia="Calibri"/>
+                <w:b w:val="0"/>
+                <w:color w:val="1F6F78"/>
+                <w:sz w:val="15"/>
+              </w:rPr>
+              <w:t>Norvik Group | Jul 2016 - Feb 2026</w:t>
+            </w:r>
+          </w:p>
+          <w:p>
+            <w:pPr>
+              <w:pStyle w:val="ListBullet"/>
+              <w:spacing w:after="0"/>
+            </w:pPr>
+            <w:r>
+              <w:rPr>
+                <w:rFonts w:ascii="Calibri" w:hAnsi="Calibri" w:eastAsia="Calibri"/>
+                <w:b w:val="0"/>
+                <w:color w:val="1F2A37"/>
+                <w:sz w:val="15"/>
+              </w:rPr>
+              <w:t>Directed Group HR strategy for 2,000+ employees across 50+ units.</w:t>
+            </w:r>
+          </w:p>
+          <w:p>
+            <w:pPr>
+              <w:pStyle w:val="ListBullet"/>
+              <w:spacing w:after="0"/>
+            </w:pPr>
+            <w:r>
+              <w:rPr>
+                <w:rFonts w:ascii="Calibri" w:hAnsi="Calibri" w:eastAsia="Calibri"/>
+                <w:b w:val="0"/>
+                <w:color w:val="1F2A37"/>
+                <w:sz w:val="15"/>
+              </w:rPr>
+              <w:t>Led workforce planning, restructuring, succession and leadership development.</w:t>
+            </w:r>
+          </w:p>
+          <w:p>
+            <w:pPr>
+              <w:spacing w:before="60"/>
+            </w:pPr>
+            <w:r>
+              <w:rPr>
+                <w:rFonts w:ascii="Calibri" w:hAnsi="Calibri" w:eastAsia="Calibri"/>
+                <w:b/>
+                <w:color w:val="0A3A52"/>
+                <w:sz w:val="17"/>
+              </w:rPr>
+              <w:t>Human Resource &amp; Administration Manager</w:t>
+            </w:r>
+          </w:p>
+          <w:p>
+            <w:r>
+              <w:rPr>
+                <w:rFonts w:ascii="Calibri" w:hAnsi="Calibri" w:eastAsia="Calibri"/>
+                <w:b w:val="0"/>
+                <w:color w:val="1F6F78"/>
+                <w:sz w:val="15"/>
+              </w:rPr>
+              <w:t>Norvik Hospital Ltd | Sep 2013 - 2016</w:t>
+            </w:r>
+          </w:p>
+          <w:p>
+            <w:pPr>
+              <w:pStyle w:val="ListBullet"/>
+              <w:spacing w:after="0"/>
+            </w:pPr>
+            <w:r>
+              <w:rPr>
+                <w:rFonts w:ascii="Calibri" w:hAnsi="Calibri" w:eastAsia="Calibri"/>
+                <w:b w:val="0"/>
+                <w:color w:val="1F2A37"/>
+                <w:sz w:val="15"/>
+              </w:rPr>
+              <w:t>Led recruitment, employee relations, appraisals and staff welfare.</w:t>
+            </w:r>
+          </w:p>
+          <w:p>
+            <w:pPr>
+              <w:pStyle w:val="ListBullet"/>
+              <w:spacing w:after="0"/>
+            </w:pPr>
+            <w:r>
+              <w:rPr>
+                <w:rFonts w:ascii="Calibri" w:hAnsi="Calibri" w:eastAsia="Calibri"/>
+                <w:b w:val="0"/>
+                <w:color w:val="1F2A37"/>
+                <w:sz w:val="15"/>
+              </w:rPr>
+              <w:t>Improved HR policy implementation and operational efficiency.</w:t>
+            </w:r>
+          </w:p>
+          <w:p>
+            <w:pPr>
+              <w:spacing w:before="60"/>
+            </w:pPr>
+            <w:r>
+              <w:rPr>
+                <w:rFonts w:ascii="Calibri" w:hAnsi="Calibri" w:eastAsia="Calibri"/>
+                <w:b/>
+                <w:color w:val="0A3A52"/>
+                <w:sz w:val="17"/>
+              </w:rPr>
+              <w:t>Human Resource Manager</w:t>
+            </w:r>
+          </w:p>
+          <w:p>
+            <w:r>
+              <w:rPr>
+                <w:rFonts w:ascii="Calibri" w:hAnsi="Calibri" w:eastAsia="Calibri"/>
+                <w:b w:val="0"/>
+                <w:color w:val="1F6F78"/>
+                <w:sz w:val="15"/>
+              </w:rPr>
+              <w:t>St. Catherine's Hospital | 2007 - 2010</w:t>
+            </w:r>
+          </w:p>
+          <w:p>
+            <w:pPr>
+              <w:pStyle w:val="ListBullet"/>
+              <w:spacing w:after="0"/>
+            </w:pPr>
+            <w:r>
+              <w:rPr>
+                <w:rFonts w:ascii="Calibri" w:hAnsi="Calibri" w:eastAsia="Calibri"/>
+                <w:b w:val="0"/>
+                <w:color w:val="1F2A37"/>
+                <w:sz w:val="15"/>
+              </w:rPr>
+              <w:t>Managed HR operations, welfare programmes and labour compliance.</w:t>
+            </w:r>
+          </w:p>
+          <w:p>
+            <w:pPr>
+              <w:pStyle w:val="ListBullet"/>
+              <w:spacing w:after="0"/>
+            </w:pPr>
+            <w:r>
+              <w:rPr>
+                <w:rFonts w:ascii="Calibri" w:hAnsi="Calibri" w:eastAsia="Calibri"/>
+                <w:b w:val="0"/>
+                <w:color w:val="1F2A37"/>
+                <w:sz w:val="15"/>
+              </w:rPr>
+              <w:t>Strengthened recruitment, retention and employee engagement.</w:t>
             </w:r>
           </w:p>
           <w:p>
@@ -106,10 +774,27 @@
               <w:rPr>
                 <w:rFonts w:ascii="Calibri" w:hAnsi="Calibri" w:eastAsia="Calibri"/>
                 <w:b w:val="0"/>
-                <w:color w:val="FFFFFF"/>
-                <w:sz w:val="16"/>
+                <w:color w:val="5B6B7C"/>
+                <w:sz w:val="14"/>
               </w:rPr>
-              <w:t>info@fairbanksmedicalcentre.org</w:t>
+              <w:t>Earlier roles: Health Management Systems Administrator, St. Catherine's Hospital (2010-2013); Human Resource Assistant, E Power Limited (1997-2000).</w:t>
+            </w:r>
+          </w:p>
+          <w:p>
+            <w:pPr>
+              <w:spacing w:before="120" w:after="40"/>
+              <w:pBdr>
+                <w:bottom w:val="single" w:sz="8" w:space="1" w:color="B8953E"/>
+              </w:pBdr>
+            </w:pPr>
+            <w:r>
+              <w:rPr>
+                <w:rFonts w:ascii="Calibri" w:hAnsi="Calibri" w:eastAsia="Calibri"/>
+                <w:b/>
+                <w:color w:val="0A3A52"/>
+                <w:sz w:val="17"/>
+              </w:rPr>
+              <w:t>EDUCATION</w:t>
             </w:r>
           </w:p>
           <w:p>
@@ -120,24 +805,10 @@
               <w:rPr>
                 <w:rFonts w:ascii="Calibri" w:hAnsi="Calibri" w:eastAsia="Calibri"/>
                 <w:b w:val="0"/>
-                <w:color w:val="FFFFFF"/>
-                <w:sz w:val="16"/>
+                <w:color w:val="1F2A37"/>
+                <w:sz w:val="15"/>
               </w:rPr>
-              <w:t>www.fairbanksmedicalcentre.org</w:t>
-            </w:r>
-          </w:p>
-          <w:p>
-            <w:pPr>
-              <w:spacing w:before="160"/>
-            </w:pPr>
-            <w:r>
-              <w:rPr>
-                <w:rFonts w:ascii="Calibri" w:hAnsi="Calibri" w:eastAsia="Calibri"/>
-                <w:b/>
-                <w:color w:val="B8953E"/>
-                <w:sz w:val="17"/>
-              </w:rPr>
-              <w:t>STRENGTHS</w:t>
+              <w:t>PhD in Management (Ongoing) — Uganda Christian University (Research: Machine learning prediction of occupational burnout among medical practitioners)</w:t>
             </w:r>
           </w:p>
           <w:p>
@@ -148,10 +819,10 @@
               <w:rPr>
                 <w:rFonts w:ascii="Calibri" w:hAnsi="Calibri" w:eastAsia="Calibri"/>
                 <w:b w:val="0"/>
-                <w:color w:val="FFFFFF"/>
-                <w:sz w:val="16"/>
+                <w:color w:val="1F2A37"/>
+                <w:sz w:val="15"/>
               </w:rPr>
-              <w:t>• HR Strategy</w:t>
+              <w:t>Master of Social Sector Planning and Management — Makerere University</w:t>
             </w:r>
           </w:p>
           <w:p>
@@ -162,10 +833,27 @@
               <w:rPr>
                 <w:rFonts w:ascii="Calibri" w:hAnsi="Calibri" w:eastAsia="Calibri"/>
                 <w:b w:val="0"/>
-                <w:color w:val="FFFFFF"/>
-                <w:sz w:val="16"/>
+                <w:color w:val="1F2A37"/>
+                <w:sz w:val="15"/>
               </w:rPr>
-              <w:t>• Organisational Development</w:t>
+              <w:t>Bachelor of Arts in Social Sciences — Makerere University</w:t>
+            </w:r>
+          </w:p>
+          <w:p>
+            <w:pPr>
+              <w:spacing w:before="120" w:after="40"/>
+              <w:pBdr>
+                <w:bottom w:val="single" w:sz="8" w:space="1" w:color="B8953E"/>
+              </w:pBdr>
+            </w:pPr>
+            <w:r>
+              <w:rPr>
+                <w:rFonts w:ascii="Calibri" w:hAnsi="Calibri" w:eastAsia="Calibri"/>
+                <w:b/>
+                <w:color w:val="0A3A52"/>
+                <w:sz w:val="17"/>
+              </w:rPr>
+              <w:t>TECHNICAL &amp; MORE</w:t>
             </w:r>
           </w:p>
           <w:p>
@@ -176,10 +864,10 @@
               <w:rPr>
                 <w:rFonts w:ascii="Calibri" w:hAnsi="Calibri" w:eastAsia="Calibri"/>
                 <w:b w:val="0"/>
-                <w:color w:val="FFFFFF"/>
-                <w:sz w:val="16"/>
+                <w:color w:val="1F2A37"/>
+                <w:sz w:val="15"/>
               </w:rPr>
-              <w:t>• Talent Management</w:t>
+              <w:t>Microsoft Office  ·  HRIS  ·  ERP  ·  HR Analytics  ·  Performance systems  ·  Payroll systems  ·  Executive reporting  ·  AI applications in HR</w:t>
             </w:r>
           </w:p>
           <w:p>
@@ -190,532 +878,10 @@
               <w:rPr>
                 <w:rFonts w:ascii="Calibri" w:hAnsi="Calibri" w:eastAsia="Calibri"/>
                 <w:b w:val="0"/>
-                <w:color w:val="FFFFFF"/>
-                <w:sz w:val="16"/>
+                <w:color w:val="5B6B7C"/>
+                <w:sz w:val="15"/>
               </w:rPr>
-              <w:t>• Workforce Planning</w:t>
-            </w:r>
-          </w:p>
-          <w:p>
-            <w:pPr>
-              <w:spacing w:after="20"/>
-            </w:pPr>
-            <w:r>
-              <w:rPr>
-                <w:rFonts w:ascii="Calibri" w:hAnsi="Calibri" w:eastAsia="Calibri"/>
-                <w:b w:val="0"/>
-                <w:color w:val="FFFFFF"/>
-                <w:sz w:val="16"/>
-              </w:rPr>
-              <w:t>• Change Management</w:t>
-            </w:r>
-          </w:p>
-          <w:p>
-            <w:pPr>
-              <w:spacing w:after="20"/>
-            </w:pPr>
-            <w:r>
-              <w:rPr>
-                <w:rFonts w:ascii="Calibri" w:hAnsi="Calibri" w:eastAsia="Calibri"/>
-                <w:b w:val="0"/>
-                <w:color w:val="FFFFFF"/>
-                <w:sz w:val="16"/>
-              </w:rPr>
-              <w:t>• Performance Management</w:t>
-            </w:r>
-          </w:p>
-          <w:p>
-            <w:pPr>
-              <w:spacing w:after="20"/>
-            </w:pPr>
-            <w:r>
-              <w:rPr>
-                <w:rFonts w:ascii="Calibri" w:hAnsi="Calibri" w:eastAsia="Calibri"/>
-                <w:b w:val="0"/>
-                <w:color w:val="FFFFFF"/>
-                <w:sz w:val="16"/>
-              </w:rPr>
-              <w:t>• Employee Relations</w:t>
-            </w:r>
-          </w:p>
-          <w:p>
-            <w:pPr>
-              <w:spacing w:after="20"/>
-            </w:pPr>
-            <w:r>
-              <w:rPr>
-                <w:rFonts w:ascii="Calibri" w:hAnsi="Calibri" w:eastAsia="Calibri"/>
-                <w:b w:val="0"/>
-                <w:color w:val="FFFFFF"/>
-                <w:sz w:val="16"/>
-              </w:rPr>
-              <w:t>• Corporate Governance</w:t>
-            </w:r>
-          </w:p>
-          <w:p>
-            <w:pPr>
-              <w:spacing w:after="20"/>
-            </w:pPr>
-            <w:r>
-              <w:rPr>
-                <w:rFonts w:ascii="Calibri" w:hAnsi="Calibri" w:eastAsia="Calibri"/>
-                <w:b w:val="0"/>
-                <w:color w:val="FFFFFF"/>
-                <w:sz w:val="16"/>
-              </w:rPr>
-              <w:t>• Leadership Development</w:t>
-            </w:r>
-          </w:p>
-          <w:p>
-            <w:pPr>
-              <w:spacing w:after="20"/>
-            </w:pPr>
-            <w:r>
-              <w:rPr>
-                <w:rFonts w:ascii="Calibri" w:hAnsi="Calibri" w:eastAsia="Calibri"/>
-                <w:b w:val="0"/>
-                <w:color w:val="FFFFFF"/>
-                <w:sz w:val="16"/>
-              </w:rPr>
-              <w:t>• HR Analytics / HRIS</w:t>
-            </w:r>
-          </w:p>
-          <w:p>
-            <w:pPr>
-              <w:spacing w:before="160"/>
-            </w:pPr>
-            <w:r>
-              <w:rPr>
-                <w:rFonts w:ascii="Calibri" w:hAnsi="Calibri" w:eastAsia="Calibri"/>
-                <w:b/>
-                <w:color w:val="B8953E"/>
-                <w:sz w:val="17"/>
-              </w:rPr>
-              <w:t>LANGUAGES</w:t>
-            </w:r>
-          </w:p>
-          <w:p>
-            <w:pPr>
-              <w:spacing w:after="20"/>
-            </w:pPr>
-            <w:r>
-              <w:rPr>
-                <w:rFonts w:ascii="Calibri" w:hAnsi="Calibri" w:eastAsia="Calibri"/>
-                <w:b w:val="0"/>
-                <w:color w:val="FFFFFF"/>
-                <w:sz w:val="16"/>
-              </w:rPr>
-              <w:t>English — Fluent</w:t>
-            </w:r>
-          </w:p>
-          <w:p>
-            <w:pPr>
-              <w:spacing w:after="20"/>
-            </w:pPr>
-            <w:r>
-              <w:rPr>
-                <w:rFonts w:ascii="Calibri" w:hAnsi="Calibri" w:eastAsia="Calibri"/>
-                <w:b w:val="0"/>
-                <w:color w:val="FFFFFF"/>
-                <w:sz w:val="16"/>
-              </w:rPr>
-              <w:t>Luganda — Fluent</w:t>
-            </w:r>
-          </w:p>
-          <w:p>
-            <w:pPr>
-              <w:spacing w:before="160"/>
-            </w:pPr>
-            <w:r>
-              <w:rPr>
-                <w:rFonts w:ascii="Calibri" w:hAnsi="Calibri" w:eastAsia="Calibri"/>
-                <w:b/>
-                <w:color w:val="B8953E"/>
-                <w:sz w:val="17"/>
-              </w:rPr>
-              <w:t>MEMBERSHIP</w:t>
-            </w:r>
-          </w:p>
-          <w:p>
-            <w:pPr>
-              <w:spacing w:after="20"/>
-            </w:pPr>
-            <w:r>
-              <w:rPr>
-                <w:rFonts w:ascii="Calibri" w:hAnsi="Calibri" w:eastAsia="Calibri"/>
-                <w:b w:val="0"/>
-                <w:color w:val="FFFFFF"/>
-                <w:sz w:val="16"/>
-              </w:rPr>
-              <w:t>FUE Member</w:t>
-            </w:r>
-          </w:p>
-        </w:tc>
-        <w:tc>
-          <w:tcPr>
-            <w:tcW w:type="dxa" w:w="7824"/>
-          </w:tcPr>
-          <w:p>
-            <w:r>
-              <w:rPr>
-                <w:rFonts w:ascii="Calibri" w:hAnsi="Calibri" w:eastAsia="Calibri"/>
-                <w:b/>
-                <w:color w:val="0A3A52"/>
-                <w:sz w:val="26"/>
-              </w:rPr>
-              <w:t>RACHEAL NABUKEERA SEKAGIRI</w:t>
-            </w:r>
-          </w:p>
-          <w:p>
-            <w:r>
-              <w:rPr>
-                <w:rFonts w:ascii="Calibri" w:hAnsi="Calibri" w:eastAsia="Calibri"/>
-                <w:b w:val="0"/>
-                <w:color w:val="1F6F78"/>
-                <w:sz w:val="18"/>
-              </w:rPr>
-              <w:t>Senior Human Resource Executive  ·  Human Capital Strategist</w:t>
-            </w:r>
-          </w:p>
-          <w:p>
-            <w:pPr>
-              <w:spacing w:before="160" w:after="60"/>
-              <w:pBdr>
-                <w:bottom w:val="single" w:sz="10" w:space="1" w:color="B8953E"/>
-              </w:pBdr>
-            </w:pPr>
-            <w:r>
-              <w:rPr>
-                <w:rFonts w:ascii="Calibri" w:hAnsi="Calibri" w:eastAsia="Calibri"/>
-                <w:b/>
-                <w:color w:val="0A3A52"/>
-                <w:sz w:val="18"/>
-              </w:rPr>
-              <w:t>PROFILE</w:t>
-            </w:r>
-          </w:p>
-          <w:p>
-            <w:pPr>
-              <w:spacing w:after="40"/>
-            </w:pPr>
-            <w:r>
-              <w:rPr>
-                <w:rFonts w:ascii="Calibri" w:hAnsi="Calibri" w:eastAsia="Calibri"/>
-                <w:b w:val="0"/>
-                <w:color w:val="1F2A37"/>
-                <w:sz w:val="18"/>
-              </w:rPr>
-              <w:t>Strategic HR executive with nearly 30 years of experience and over 18 years in executive leadership. Aligns people strategy with organisational performance. Founder &amp; Managing Director, FairBanks Medical Centre Ltd. Formerly led Group HR for 2,000+ employees across 50+ units. PhD Candidate researching AI prediction of occupational burnout.</w:t>
-            </w:r>
-          </w:p>
-          <w:p>
-            <w:pPr>
-              <w:spacing w:before="160" w:after="60"/>
-              <w:pBdr>
-                <w:bottom w:val="single" w:sz="10" w:space="1" w:color="B8953E"/>
-              </w:pBdr>
-            </w:pPr>
-            <w:r>
-              <w:rPr>
-                <w:rFonts w:ascii="Calibri" w:hAnsi="Calibri" w:eastAsia="Calibri"/>
-                <w:b/>
-                <w:color w:val="0A3A52"/>
-                <w:sz w:val="18"/>
-              </w:rPr>
-              <w:t>HIGHLIGHTS</w:t>
-            </w:r>
-          </w:p>
-          <w:p>
-            <w:pPr>
-              <w:pStyle w:val="ListBullet"/>
-              <w:spacing w:after="20"/>
-            </w:pPr>
-            <w:r>
-              <w:rPr>
-                <w:rFonts w:ascii="Calibri" w:hAnsi="Calibri" w:eastAsia="Calibri"/>
-                <w:b w:val="0"/>
-                <w:color w:val="1F2A37"/>
-                <w:sz w:val="17"/>
-              </w:rPr>
-              <w:t>30 years progressive HR &amp; executive management</w:t>
-            </w:r>
-          </w:p>
-          <w:p>
-            <w:pPr>
-              <w:pStyle w:val="ListBullet"/>
-              <w:spacing w:after="20"/>
-            </w:pPr>
-            <w:r>
-              <w:rPr>
-                <w:rFonts w:ascii="Calibri" w:hAnsi="Calibri" w:eastAsia="Calibri"/>
-                <w:b w:val="0"/>
-                <w:color w:val="1F2A37"/>
-                <w:sz w:val="17"/>
-              </w:rPr>
-              <w:t>18+ years executive Human Resource leadership</w:t>
-            </w:r>
-          </w:p>
-          <w:p>
-            <w:pPr>
-              <w:pStyle w:val="ListBullet"/>
-              <w:spacing w:after="20"/>
-            </w:pPr>
-            <w:r>
-              <w:rPr>
-                <w:rFonts w:ascii="Calibri" w:hAnsi="Calibri" w:eastAsia="Calibri"/>
-                <w:b w:val="0"/>
-                <w:color w:val="1F2A37"/>
-                <w:sz w:val="17"/>
-              </w:rPr>
-              <w:t>HR leadership for 2,000+ staff across 50+ units</w:t>
-            </w:r>
-          </w:p>
-          <w:p>
-            <w:pPr>
-              <w:pStyle w:val="ListBullet"/>
-              <w:spacing w:after="20"/>
-            </w:pPr>
-            <w:r>
-              <w:rPr>
-                <w:rFonts w:ascii="Calibri" w:hAnsi="Calibri" w:eastAsia="Calibri"/>
-                <w:b w:val="0"/>
-                <w:color w:val="1F2A37"/>
-                <w:sz w:val="17"/>
-              </w:rPr>
-              <w:t>Founder &amp; MD, FairBanks Medical Centre Ltd</w:t>
-            </w:r>
-          </w:p>
-          <w:p>
-            <w:pPr>
-              <w:pStyle w:val="ListBullet"/>
-              <w:spacing w:after="20"/>
-            </w:pPr>
-            <w:r>
-              <w:rPr>
-                <w:rFonts w:ascii="Calibri" w:hAnsi="Calibri" w:eastAsia="Calibri"/>
-                <w:b w:val="0"/>
-                <w:color w:val="1F2A37"/>
-                <w:sz w:val="17"/>
-              </w:rPr>
-              <w:t>Social enterprise reach: 10,000+ beneficiaries</w:t>
-            </w:r>
-          </w:p>
-          <w:p>
-            <w:pPr>
-              <w:spacing w:before="160" w:after="60"/>
-              <w:pBdr>
-                <w:bottom w:val="single" w:sz="10" w:space="1" w:color="B8953E"/>
-              </w:pBdr>
-            </w:pPr>
-            <w:r>
-              <w:rPr>
-                <w:rFonts w:ascii="Calibri" w:hAnsi="Calibri" w:eastAsia="Calibri"/>
-                <w:b/>
-                <w:color w:val="0A3A52"/>
-                <w:sz w:val="18"/>
-              </w:rPr>
-              <w:t>EXPERIENCE</w:t>
-            </w:r>
-          </w:p>
-          <w:p>
-            <w:pPr>
-              <w:spacing w:before="80"/>
-            </w:pPr>
-            <w:r>
-              <w:rPr>
-                <w:rFonts w:ascii="Calibri" w:hAnsi="Calibri" w:eastAsia="Calibri"/>
-                <w:b/>
-                <w:color w:val="0A3A52"/>
-                <w:sz w:val="18"/>
-              </w:rPr>
-              <w:t>Founder, Managing Director &amp; Executive HR Leader</w:t>
-            </w:r>
-          </w:p>
-          <w:p>
-            <w:r>
-              <w:rPr>
-                <w:rFonts w:ascii="Calibri" w:hAnsi="Calibri" w:eastAsia="Calibri"/>
-                <w:b w:val="0"/>
-                <w:color w:val="1F6F78"/>
-                <w:sz w:val="16"/>
-              </w:rPr>
-              <w:t>FairBanks Medical Centre Ltd | 2025 - Present</w:t>
-            </w:r>
-          </w:p>
-          <w:p>
-            <w:pPr>
-              <w:spacing w:after="40"/>
-            </w:pPr>
-            <w:r>
-              <w:rPr>
-                <w:rFonts w:ascii="Calibri" w:hAnsi="Calibri" w:eastAsia="Calibri"/>
-                <w:b w:val="0"/>
-                <w:color w:val="1F2A37"/>
-                <w:sz w:val="17"/>
-              </w:rPr>
-              <w:t>Strategy, governance, HR and growth; founded social enterprise (10,000+ beneficiaries).</w:t>
-            </w:r>
-          </w:p>
-          <w:p>
-            <w:pPr>
-              <w:spacing w:before="80"/>
-            </w:pPr>
-            <w:r>
-              <w:rPr>
-                <w:rFonts w:ascii="Calibri" w:hAnsi="Calibri" w:eastAsia="Calibri"/>
-                <w:b/>
-                <w:color w:val="0A3A52"/>
-                <w:sz w:val="18"/>
-              </w:rPr>
-              <w:t>Group Human Resource &amp; Administration Manager</w:t>
-            </w:r>
-          </w:p>
-          <w:p>
-            <w:r>
-              <w:rPr>
-                <w:rFonts w:ascii="Calibri" w:hAnsi="Calibri" w:eastAsia="Calibri"/>
-                <w:b w:val="0"/>
-                <w:color w:val="1F6F78"/>
-                <w:sz w:val="16"/>
-              </w:rPr>
-              <w:t>Norvik Group | Jul 2016 - Feb 2026</w:t>
-            </w:r>
-          </w:p>
-          <w:p>
-            <w:pPr>
-              <w:spacing w:after="40"/>
-            </w:pPr>
-            <w:r>
-              <w:rPr>
-                <w:rFonts w:ascii="Calibri" w:hAnsi="Calibri" w:eastAsia="Calibri"/>
-                <w:b w:val="0"/>
-                <w:color w:val="1F2A37"/>
-                <w:sz w:val="17"/>
-              </w:rPr>
-              <w:t>Directed Group HR for 2,000+ employees; led workforce planning and leadership development.</w:t>
-            </w:r>
-          </w:p>
-          <w:p>
-            <w:pPr>
-              <w:spacing w:before="80"/>
-            </w:pPr>
-            <w:r>
-              <w:rPr>
-                <w:rFonts w:ascii="Calibri" w:hAnsi="Calibri" w:eastAsia="Calibri"/>
-                <w:b/>
-                <w:color w:val="0A3A52"/>
-                <w:sz w:val="18"/>
-              </w:rPr>
-              <w:t>Human Resource &amp; Administration Manager</w:t>
-            </w:r>
-          </w:p>
-          <w:p>
-            <w:r>
-              <w:rPr>
-                <w:rFonts w:ascii="Calibri" w:hAnsi="Calibri" w:eastAsia="Calibri"/>
-                <w:b w:val="0"/>
-                <w:color w:val="1F6F78"/>
-                <w:sz w:val="16"/>
-              </w:rPr>
-              <w:t>Norvik Hospital Ltd | Sep 2013 - 2016</w:t>
-            </w:r>
-          </w:p>
-          <w:p>
-            <w:pPr>
-              <w:spacing w:after="40"/>
-            </w:pPr>
-            <w:r>
-              <w:rPr>
-                <w:rFonts w:ascii="Calibri" w:hAnsi="Calibri" w:eastAsia="Calibri"/>
-                <w:b w:val="0"/>
-                <w:color w:val="1F2A37"/>
-                <w:sz w:val="17"/>
-              </w:rPr>
-              <w:t>Led recruitment, employee relations, performance systems and HR policy.</w:t>
-            </w:r>
-          </w:p>
-          <w:p>
-            <w:pPr>
-              <w:spacing w:before="80"/>
-            </w:pPr>
-            <w:r>
-              <w:rPr>
-                <w:rFonts w:ascii="Calibri" w:hAnsi="Calibri" w:eastAsia="Calibri"/>
-                <w:b/>
-                <w:color w:val="0A3A52"/>
-                <w:sz w:val="18"/>
-              </w:rPr>
-              <w:t>Human Resource Manager</w:t>
-            </w:r>
-          </w:p>
-          <w:p>
-            <w:r>
-              <w:rPr>
-                <w:rFonts w:ascii="Calibri" w:hAnsi="Calibri" w:eastAsia="Calibri"/>
-                <w:b w:val="0"/>
-                <w:color w:val="1F6F78"/>
-                <w:sz w:val="16"/>
-              </w:rPr>
-              <w:t>St. Catherine's Hospital | 2007 - 2010</w:t>
-            </w:r>
-          </w:p>
-          <w:p>
-            <w:pPr>
-              <w:spacing w:after="40"/>
-            </w:pPr>
-            <w:r>
-              <w:rPr>
-                <w:rFonts w:ascii="Calibri" w:hAnsi="Calibri" w:eastAsia="Calibri"/>
-                <w:b w:val="0"/>
-                <w:color w:val="1F2A37"/>
-                <w:sz w:val="17"/>
-              </w:rPr>
-              <w:t>Managed HR operations, welfare and labour compliance.</w:t>
-            </w:r>
-          </w:p>
-          <w:p>
-            <w:pPr>
-              <w:spacing w:after="40"/>
-            </w:pPr>
-            <w:r>
-              <w:rPr>
-                <w:rFonts w:ascii="Calibri" w:hAnsi="Calibri" w:eastAsia="Calibri"/>
-                <w:b w:val="0"/>
-                <w:color w:val="5B6B7C"/>
-                <w:sz w:val="16"/>
-              </w:rPr>
-              <w:t>Earlier: Health Systems Administrator, St. Catherine's (2010-2013); HR Assistant, E Power Limited (1997-2000).</w:t>
-            </w:r>
-          </w:p>
-          <w:p>
-            <w:pPr>
-              <w:spacing w:before="160" w:after="60"/>
-              <w:pBdr>
-                <w:bottom w:val="single" w:sz="10" w:space="1" w:color="B8953E"/>
-              </w:pBdr>
-            </w:pPr>
-            <w:r>
-              <w:rPr>
-                <w:rFonts w:ascii="Calibri" w:hAnsi="Calibri" w:eastAsia="Calibri"/>
-                <w:b/>
-                <w:color w:val="0A3A52"/>
-                <w:sz w:val="18"/>
-              </w:rPr>
-              <w:t>EDUCATION</w:t>
-            </w:r>
-          </w:p>
-          <w:p>
-            <w:pPr>
-              <w:spacing w:after="40"/>
-            </w:pPr>
-            <w:r>
-              <w:rPr>
-                <w:rFonts w:ascii="Calibri" w:hAnsi="Calibri" w:eastAsia="Calibri"/>
-                <w:b w:val="0"/>
-                <w:color w:val="1F2A37"/>
-                <w:sz w:val="17"/>
-              </w:rPr>
-              <w:t>PhD Management (Ongoing), Uganda Christian University  ·  MSSPM, Makerere University  ·  BA Social Sciences, Makerere University</w:t>
+              <w:t>Member, Federation of Uganda Employers (FUE)  ·  English (Fluent)  ·  Luganda (Fluent)  ·  References available on request</w:t>
             </w:r>
           </w:p>
         </w:tc>
@@ -723,7 +889,7 @@
     </w:tbl>
     <w:sectPr>
       <w:pgSz w:w="12240" w:h="15840"/>
-      <w:pgMar w:top="567" w:right="567" w:bottom="567" w:left="567" w:header="720" w:footer="720" w:gutter="0"/>
+      <w:pgMar w:top="510" w:right="510" w:bottom="510" w:left="510" w:header="720" w:footer="720" w:gutter="0"/>
       <w:cols w:space="720"/>
       <w:docGrid w:linePitch="360"/>
     </w:sectPr>

--- a/racheal_cv/brief_versions/02_sidebar_modern/racheal_cv.docx
+++ b/racheal_cv/brief_versions/02_sidebar_modern/racheal_cv.docx
@@ -531,6 +531,36 @@
           </w:p>
           <w:p>
             <w:pPr>
+              <w:pStyle w:val="ListBullet"/>
+              <w:spacing w:after="0"/>
+            </w:pPr>
+            <w:r>
+              <w:rPr>
+                <w:rFonts w:ascii="Calibri" w:hAnsi="Calibri" w:eastAsia="Calibri"/>
+                <w:b w:val="0"/>
+                <w:color w:val="1F2A37"/>
+                <w:sz w:val="15"/>
+              </w:rPr>
+              <w:t>Executive advisor on change &amp; organisational effectiveness</w:t>
+            </w:r>
+          </w:p>
+          <w:p>
+            <w:pPr>
+              <w:pStyle w:val="ListBullet"/>
+              <w:spacing w:after="0"/>
+            </w:pPr>
+            <w:r>
+              <w:rPr>
+                <w:rFonts w:ascii="Calibri" w:hAnsi="Calibri" w:eastAsia="Calibri"/>
+                <w:b w:val="0"/>
+                <w:color w:val="1F2A37"/>
+                <w:sz w:val="15"/>
+              </w:rPr>
+              <w:t>Workforce planning, talent &amp; performance leadership</w:t>
+            </w:r>
+          </w:p>
+          <w:p>
+            <w:pPr>
               <w:spacing w:before="120" w:after="40"/>
               <w:pBdr>
                 <w:bottom w:val="single" w:sz="8" w:space="1" w:color="B8953E"/>
@@ -884,6 +914,37 @@
               <w:t>Member, Federation of Uganda Employers (FUE)  ·  English (Fluent)  ·  Luganda (Fluent)  ·  References available on request</w:t>
             </w:r>
           </w:p>
+          <w:p>
+            <w:pPr>
+              <w:spacing w:before="120" w:after="40"/>
+              <w:pBdr>
+                <w:bottom w:val="single" w:sz="8" w:space="1" w:color="B8953E"/>
+              </w:pBdr>
+            </w:pPr>
+            <w:r>
+              <w:rPr>
+                <w:rFonts w:ascii="Calibri" w:hAnsi="Calibri" w:eastAsia="Calibri"/>
+                <w:b/>
+                <w:color w:val="0A3A52"/>
+                <w:sz w:val="17"/>
+              </w:rPr>
+              <w:t>RESEARCH FOCUS</w:t>
+            </w:r>
+          </w:p>
+          <w:p>
+            <w:pPr>
+              <w:spacing w:after="20"/>
+            </w:pPr>
+            <w:r>
+              <w:rPr>
+                <w:rFonts w:ascii="Calibri" w:hAnsi="Calibri" w:eastAsia="Calibri"/>
+                <w:b w:val="0"/>
+                <w:color w:val="1F2A37"/>
+                <w:sz w:val="15"/>
+              </w:rPr>
+              <w:t>Human Resource Analytics  ·  Artificial Intelligence  ·  Machine Learning  ·  Organisational Behaviour  ·  Occupational Burnout  ·  Employee Wellbeing  ·  Healthcare Management</w:t>
+            </w:r>
+          </w:p>
         </w:tc>
       </w:tr>
     </w:tbl>

--- a/racheal_cv/brief_versions/02_sidebar_modern/racheal_cv.docx
+++ b/racheal_cv/brief_versions/02_sidebar_modern/racheal_cv.docx
@@ -165,20 +165,6 @@
                 <w:color w:val="FFFFFF"/>
                 <w:sz w:val="15"/>
               </w:rPr>
-              <w:t>• Human Capital Management</w:t>
-            </w:r>
-          </w:p>
-          <w:p>
-            <w:pPr>
-              <w:spacing w:after="0"/>
-            </w:pPr>
-            <w:r>
-              <w:rPr>
-                <w:rFonts w:ascii="Calibri" w:hAnsi="Calibri" w:eastAsia="Calibri"/>
-                <w:b w:val="0"/>
-                <w:color w:val="FFFFFF"/>
-                <w:sz w:val="15"/>
-              </w:rPr>
               <w:t>• Organisational Development</w:t>
             </w:r>
           </w:p>
@@ -208,20 +194,6 @@
                 <w:sz w:val="15"/>
               </w:rPr>
               <w:t>• Workforce Planning</w:t>
-            </w:r>
-          </w:p>
-          <w:p>
-            <w:pPr>
-              <w:spacing w:after="0"/>
-            </w:pPr>
-            <w:r>
-              <w:rPr>
-                <w:rFonts w:ascii="Calibri" w:hAnsi="Calibri" w:eastAsia="Calibri"/>
-                <w:b w:val="0"/>
-                <w:color w:val="FFFFFF"/>
-                <w:sz w:val="15"/>
-              </w:rPr>
-              <w:t>• Succession Planning</w:t>
             </w:r>
           </w:p>
           <w:p>
@@ -277,7 +249,35 @@
                 <w:color w:val="FFFFFF"/>
                 <w:sz w:val="15"/>
               </w:rPr>
-              <w:t>• Labour Law Compliance</w:t>
+              <w:t>• Corporate Governance</w:t>
+            </w:r>
+          </w:p>
+          <w:p>
+            <w:pPr>
+              <w:spacing w:after="0"/>
+            </w:pPr>
+            <w:r>
+              <w:rPr>
+                <w:rFonts w:ascii="Calibri" w:hAnsi="Calibri" w:eastAsia="Calibri"/>
+                <w:b w:val="0"/>
+                <w:color w:val="FFFFFF"/>
+                <w:sz w:val="15"/>
+              </w:rPr>
+              <w:t>• Leadership Development</w:t>
+            </w:r>
+          </w:p>
+          <w:p>
+            <w:pPr>
+              <w:spacing w:after="0"/>
+            </w:pPr>
+            <w:r>
+              <w:rPr>
+                <w:rFonts w:ascii="Calibri" w:hAnsi="Calibri" w:eastAsia="Calibri"/>
+                <w:b w:val="0"/>
+                <w:color w:val="FFFFFF"/>
+                <w:sz w:val="15"/>
+              </w:rPr>
+              <w:t>• HR Analytics / HRIS</w:t>
             </w:r>
           </w:p>
           <w:p>
@@ -451,7 +451,7 @@
                 <w:color w:val="1F2A37"/>
                 <w:sz w:val="15"/>
               </w:rPr>
-              <w:t>30 years progressive HR &amp; executive management</w:t>
+              <w:t>Nearly 30 years in HR and executive management</w:t>
             </w:r>
           </w:p>
           <w:p>
@@ -466,7 +466,7 @@
                 <w:color w:val="1F2A37"/>
                 <w:sz w:val="15"/>
               </w:rPr>
-              <w:t>18+ years executive Human Resource leadership</w:t>
+              <w:t>18+ years in executive Human Resource leadership</w:t>
             </w:r>
           </w:p>
           <w:p>
@@ -481,7 +481,7 @@
                 <w:color w:val="1F2A37"/>
                 <w:sz w:val="15"/>
               </w:rPr>
-              <w:t>Strategic HR for 2,000+ employees / 50+ units</w:t>
+              <w:t>Strategic HR leadership for 2,000+ employees across 50+ units</w:t>
             </w:r>
           </w:p>
           <w:p>
@@ -512,51 +512,6 @@
                 <w:sz w:val="15"/>
               </w:rPr>
               <w:t>Social enterprise reach: 10,000+ beneficiaries</w:t>
-            </w:r>
-          </w:p>
-          <w:p>
-            <w:pPr>
-              <w:pStyle w:val="ListBullet"/>
-              <w:spacing w:after="0"/>
-            </w:pPr>
-            <w:r>
-              <w:rPr>
-                <w:rFonts w:ascii="Calibri" w:hAnsi="Calibri" w:eastAsia="Calibri"/>
-                <w:b w:val="0"/>
-                <w:color w:val="1F2A37"/>
-                <w:sz w:val="15"/>
-              </w:rPr>
-              <w:t>PhD Candidate — HR analytics, AI &amp; organisational behaviour</w:t>
-            </w:r>
-          </w:p>
-          <w:p>
-            <w:pPr>
-              <w:pStyle w:val="ListBullet"/>
-              <w:spacing w:after="0"/>
-            </w:pPr>
-            <w:r>
-              <w:rPr>
-                <w:rFonts w:ascii="Calibri" w:hAnsi="Calibri" w:eastAsia="Calibri"/>
-                <w:b w:val="0"/>
-                <w:color w:val="1F2A37"/>
-                <w:sz w:val="15"/>
-              </w:rPr>
-              <w:t>Executive advisor on change &amp; organisational effectiveness</w:t>
-            </w:r>
-          </w:p>
-          <w:p>
-            <w:pPr>
-              <w:pStyle w:val="ListBullet"/>
-              <w:spacing w:after="0"/>
-            </w:pPr>
-            <w:r>
-              <w:rPr>
-                <w:rFonts w:ascii="Calibri" w:hAnsi="Calibri" w:eastAsia="Calibri"/>
-                <w:b w:val="0"/>
-                <w:color w:val="1F2A37"/>
-                <w:sz w:val="15"/>
-              </w:rPr>
-              <w:t>Workforce planning, talent &amp; performance leadership</w:t>
             </w:r>
           </w:p>
           <w:p>
@@ -723,22 +678,7 @@
                 <w:color w:val="1F2A37"/>
                 <w:sz w:val="15"/>
               </w:rPr>
-              <w:t>Led recruitment, employee relations, appraisals and staff welfare.</w:t>
-            </w:r>
-          </w:p>
-          <w:p>
-            <w:pPr>
-              <w:pStyle w:val="ListBullet"/>
-              <w:spacing w:after="0"/>
-            </w:pPr>
-            <w:r>
-              <w:rPr>
-                <w:rFonts w:ascii="Calibri" w:hAnsi="Calibri" w:eastAsia="Calibri"/>
-                <w:b w:val="0"/>
-                <w:color w:val="1F2A37"/>
-                <w:sz w:val="15"/>
-              </w:rPr>
-              <w:t>Improved HR policy implementation and operational efficiency.</w:t>
+              <w:t>Led recruitment, employee relations, performance systems and HR policy.</w:t>
             </w:r>
           </w:p>
           <w:p>
@@ -778,22 +718,7 @@
                 <w:color w:val="1F2A37"/>
                 <w:sz w:val="15"/>
               </w:rPr>
-              <w:t>Managed HR operations, welfare programmes and labour compliance.</w:t>
-            </w:r>
-          </w:p>
-          <w:p>
-            <w:pPr>
-              <w:pStyle w:val="ListBullet"/>
-              <w:spacing w:after="0"/>
-            </w:pPr>
-            <w:r>
-              <w:rPr>
-                <w:rFonts w:ascii="Calibri" w:hAnsi="Calibri" w:eastAsia="Calibri"/>
-                <w:b w:val="0"/>
-                <w:color w:val="1F2A37"/>
-                <w:sz w:val="15"/>
-              </w:rPr>
-              <w:t>Strengthened recruitment, retention and employee engagement.</w:t>
+              <w:t>Managed HR operations, welfare, labour compliance and staff engagement.</w:t>
             </w:r>
           </w:p>
           <w:p>
@@ -897,7 +822,7 @@
                 <w:color w:val="1F2A37"/>
                 <w:sz w:val="15"/>
               </w:rPr>
-              <w:t>Microsoft Office  ·  HRIS  ·  ERP  ·  HR Analytics  ·  Performance systems  ·  Payroll systems  ·  Executive reporting  ·  AI applications in HR</w:t>
+              <w:t>Microsoft Office  ·  HRIS  ·  ERP  ·  HR Analytics  ·  Performance systems  ·  Executive reporting  ·  AI applications in HR</w:t>
             </w:r>
           </w:p>
           <w:p>
@@ -942,7 +867,7 @@
                 <w:color w:val="1F2A37"/>
                 <w:sz w:val="15"/>
               </w:rPr>
-              <w:t>Human Resource Analytics  ·  Artificial Intelligence  ·  Machine Learning  ·  Organisational Behaviour  ·  Occupational Burnout  ·  Employee Wellbeing  ·  Healthcare Management</w:t>
+              <w:t>Human Resource Analytics  ·  Artificial Intelligence  ·  Organisational Behaviour  ·  Occupational Burnout  ·  Employee Wellbeing</w:t>
             </w:r>
           </w:p>
         </w:tc>

--- a/racheal_cv/brief_versions/02_sidebar_modern/racheal_cv.docx
+++ b/racheal_cv/brief_versions/02_sidebar_modern/racheal_cv.docx
@@ -363,7 +363,7 @@
                 <w:color w:val="0A3A52"/>
                 <w:sz w:val="24"/>
               </w:rPr>
-              <w:t>RACHEAL NABUKEERA SEKAGIRI</w:t>
+              <w:t>RACHEAL NABUKEERA</w:t>
             </w:r>
           </w:p>
           <w:p>

--- a/racheal_cv/brief_versions/02_sidebar_modern/racheal_cv.docx
+++ b/racheal_cv/brief_versions/02_sidebar_modern/racheal_cv.docx
@@ -836,7 +836,7 @@
                 <w:color w:val="5B6B7C"/>
                 <w:sz w:val="15"/>
               </w:rPr>
-              <w:t>Member, Federation of Uganda Employers (FUE)  ·  English (Fluent)  ·  Luganda (Fluent)  ·  References available on request</w:t>
+              <w:t>Member, Federation of Uganda Employers (FUE)  ·  English (Fluent)  ·  Luganda (Fluent)</w:t>
             </w:r>
           </w:p>
           <w:p>

--- a/racheal_cv/brief_versions/02_sidebar_modern/racheal_cv.docx
+++ b/racheal_cv/brief_versions/02_sidebar_modern/racheal_cv.docx
@@ -109,7 +109,7 @@
                 <w:color w:val="FFFFFF"/>
                 <w:sz w:val="15"/>
               </w:rPr>
-              <w:t>info@fairbanksmedicalcentre.org</w:t>
+              <w:t>info@fairbanksmedicalcentre.org | nracheal017@gmail.com</w:t>
             </w:r>
           </w:p>
           <w:p>
